--- a/docs/Текст (выжимка).docx
+++ b/docs/Текст (выжимка).docx
@@ -29,18 +29,7 @@
           <w:lang w:eastAsia="ru-RU"/>
           <w14:ligatures w14:val="none"/>
         </w:rPr>
-        <w:t>Словарь</w:t>
-      </w:r>
-      <w:r>
-        <w:rPr>
-          <w:rFonts w:ascii="Times New Roman" w:eastAsia="Times New Roman" w:hAnsi="Times New Roman" w:cs="Times New Roman"/>
-          <w:kern w:val="0"/>
-          <w:sz w:val="28"/>
-          <w:szCs w:val="28"/>
-          <w:lang w:eastAsia="ru-RU"/>
-          <w14:ligatures w14:val="none"/>
-        </w:rPr>
-        <w:t xml:space="preserve"> символов (</w:t>
+        <w:t>Словарь символов (</w:t>
       </w:r>
       <w:r>
         <w:rPr>
@@ -94,18 +83,7 @@
           <w:lang w:eastAsia="ru-RU"/>
           <w14:ligatures w14:val="none"/>
         </w:rPr>
-        <w:t>Т</w:t>
-      </w:r>
-      <w:r>
-        <w:rPr>
-          <w:rFonts w:ascii="Times New Roman" w:eastAsia="Times New Roman" w:hAnsi="Times New Roman" w:cs="Times New Roman"/>
-          <w:kern w:val="0"/>
-          <w:sz w:val="28"/>
-          <w:szCs w:val="28"/>
-          <w:lang w:eastAsia="ru-RU"/>
-          <w14:ligatures w14:val="none"/>
-        </w:rPr>
-        <w:t>екстовые строки (</w:t>
+        <w:t>Текстовые строки (</w:t>
       </w:r>
       <w:r>
         <w:rPr>
@@ -939,7 +917,6 @@
                 <w14:ligatures w14:val="none"/>
               </w:rPr>
             </w:pPr>
-            <w:proofErr w:type="spellStart"/>
             <w:r>
               <w:rPr>
                 <w:rFonts w:ascii="Times New Roman" w:eastAsia="Times New Roman" w:hAnsi="Times New Roman" w:cs="Times New Roman"/>
@@ -953,7 +930,6 @@
               </w:rPr>
               <w:t>advance</w:t>
             </w:r>
-            <w:proofErr w:type="spellEnd"/>
           </w:p>
         </w:tc>
         <w:tc>
@@ -1065,7 +1041,6 @@
                 <w14:ligatures w14:val="none"/>
               </w:rPr>
             </w:pPr>
-            <w:proofErr w:type="spellStart"/>
             <w:r>
               <w:rPr>
                 <w:rFonts w:ascii="Times New Roman" w:eastAsia="Times New Roman" w:hAnsi="Times New Roman" w:cs="Times New Roman"/>
@@ -1079,7 +1054,6 @@
               </w:rPr>
               <w:t>bearing_x</w:t>
             </w:r>
-            <w:proofErr w:type="spellEnd"/>
           </w:p>
         </w:tc>
         <w:tc>
@@ -1191,7 +1165,6 @@
                 <w14:ligatures w14:val="none"/>
               </w:rPr>
             </w:pPr>
-            <w:proofErr w:type="spellStart"/>
             <w:r>
               <w:rPr>
                 <w:rFonts w:ascii="Times New Roman" w:eastAsia="Times New Roman" w:hAnsi="Times New Roman" w:cs="Times New Roman"/>
@@ -1205,7 +1178,6 @@
               </w:rPr>
               <w:t>bearing_y</w:t>
             </w:r>
-            <w:proofErr w:type="spellEnd"/>
           </w:p>
         </w:tc>
         <w:tc>
@@ -1317,7 +1289,6 @@
                 <w14:ligatures w14:val="none"/>
               </w:rPr>
             </w:pPr>
-            <w:proofErr w:type="spellStart"/>
             <w:r>
               <w:rPr>
                 <w:rFonts w:ascii="Times New Roman" w:eastAsia="Times New Roman" w:hAnsi="Times New Roman" w:cs="Times New Roman"/>
@@ -1331,7 +1302,6 @@
               </w:rPr>
               <w:t>ascent</w:t>
             </w:r>
-            <w:proofErr w:type="spellEnd"/>
           </w:p>
         </w:tc>
         <w:tc>
@@ -1443,7 +1413,6 @@
                 <w14:ligatures w14:val="none"/>
               </w:rPr>
             </w:pPr>
-            <w:proofErr w:type="spellStart"/>
             <w:r>
               <w:rPr>
                 <w:rFonts w:ascii="Times New Roman" w:eastAsia="Times New Roman" w:hAnsi="Times New Roman" w:cs="Times New Roman"/>
@@ -1457,7 +1426,6 @@
               </w:rPr>
               <w:t>descent</w:t>
             </w:r>
-            <w:proofErr w:type="spellEnd"/>
           </w:p>
         </w:tc>
         <w:tc>
@@ -1670,31 +1638,7 @@
                 <w:lang w:eastAsia="ru-RU"/>
                 <w14:ligatures w14:val="none"/>
               </w:rPr>
-              <w:t>Адрес начала пикселей буквы в общем теге &lt;</w:t>
-            </w:r>
-            <w:proofErr w:type="spellStart"/>
-            <w:r>
-              <w:rPr>
-                <w:rFonts w:ascii="Times New Roman" w:eastAsia="Times New Roman" w:hAnsi="Times New Roman" w:cs="Times New Roman"/>
-                <w:kern w:val="0"/>
-                <w:sz w:val="28"/>
-                <w:szCs w:val="28"/>
-                <w:lang w:eastAsia="ru-RU"/>
-                <w14:ligatures w14:val="none"/>
-              </w:rPr>
-              <w:t>data</w:t>
-            </w:r>
-            <w:proofErr w:type="spellEnd"/>
-            <w:r>
-              <w:rPr>
-                <w:rFonts w:ascii="Times New Roman" w:eastAsia="Times New Roman" w:hAnsi="Times New Roman" w:cs="Times New Roman"/>
-                <w:kern w:val="0"/>
-                <w:sz w:val="28"/>
-                <w:szCs w:val="28"/>
-                <w:lang w:eastAsia="ru-RU"/>
-                <w14:ligatures w14:val="none"/>
-              </w:rPr>
-              <w:t>&gt;</w:t>
+              <w:t>Адрес начала пикселей буквы в общем теге &lt;data&gt;</w:t>
             </w:r>
           </w:p>
         </w:tc>
@@ -1717,7 +1661,6 @@
                 <w14:ligatures w14:val="none"/>
               </w:rPr>
             </w:pPr>
-            <w:proofErr w:type="spellStart"/>
             <w:r>
               <w:rPr>
                 <w:rFonts w:ascii="Times New Roman" w:eastAsia="Times New Roman" w:hAnsi="Times New Roman" w:cs="Times New Roman"/>
@@ -1731,7 +1674,6 @@
               </w:rPr>
               <w:t>mask_size</w:t>
             </w:r>
-            <w:proofErr w:type="spellEnd"/>
           </w:p>
         </w:tc>
         <w:tc>
@@ -2082,6 +2024,1107 @@
     </w:tbl>
     <w:p>
       <w:pPr>
+        <w:pStyle w:val="a7"/>
+        <w:numPr>
+          <w:ilvl w:val="0"/>
+          <w:numId w:val="10"/>
+        </w:numPr>
+        <w:spacing w:line="360" w:lineRule="auto"/>
+        <w:jc w:val="both"/>
+        <w:outlineLvl w:val="3"/>
+        <w:rPr>
+          <w:rFonts w:ascii="Times New Roman" w:eastAsia="Times New Roman" w:hAnsi="Times New Roman" w:cs="Times New Roman"/>
+          <w:kern w:val="0"/>
+          <w:sz w:val="28"/>
+          <w:szCs w:val="28"/>
+          <w:lang w:eastAsia="ru-RU"/>
+          <w14:ligatures w14:val="none"/>
+        </w:rPr>
+      </w:pPr>
+      <w:r>
+        <w:rPr>
+          <w:rFonts w:ascii="Times New Roman" w:eastAsia="Times New Roman" w:hAnsi="Times New Roman" w:cs="Times New Roman"/>
+          <w:b/>
+          <w:bCs/>
+          <w:kern w:val="0"/>
+          <w:sz w:val="28"/>
+          <w:szCs w:val="28"/>
+          <w:lang w:eastAsia="ru-RU"/>
+          <w14:ligatures w14:val="none"/>
+        </w:rPr>
+        <w:lastRenderedPageBreak/>
+        <w:t>w (</w:t>
+      </w:r>
+      <w:r>
+        <w:rPr>
+          <w:rFonts w:ascii="Times New Roman" w:eastAsia="Times New Roman" w:hAnsi="Times New Roman" w:cs="Times New Roman"/>
+          <w:b/>
+          <w:bCs/>
+          <w:kern w:val="0"/>
+          <w:sz w:val="28"/>
+          <w:szCs w:val="28"/>
+          <w:lang w:val="en-US" w:eastAsia="ru-RU"/>
+          <w14:ligatures w14:val="none"/>
+        </w:rPr>
+        <w:t>w</w:t>
+      </w:r>
+      <w:r>
+        <w:rPr>
+          <w:rFonts w:ascii="Times New Roman" w:eastAsia="Times New Roman" w:hAnsi="Times New Roman" w:cs="Times New Roman"/>
+          <w:b/>
+          <w:bCs/>
+          <w:kern w:val="0"/>
+          <w:sz w:val="28"/>
+          <w:szCs w:val="28"/>
+          <w:lang w:eastAsia="ru-RU"/>
+          <w14:ligatures w14:val="none"/>
+        </w:rPr>
+        <w:t>idth) и h (</w:t>
+      </w:r>
+      <w:r>
+        <w:rPr>
+          <w:rFonts w:ascii="Times New Roman" w:eastAsia="Times New Roman" w:hAnsi="Times New Roman" w:cs="Times New Roman"/>
+          <w:b/>
+          <w:bCs/>
+          <w:kern w:val="0"/>
+          <w:sz w:val="28"/>
+          <w:szCs w:val="28"/>
+          <w:lang w:val="en-US" w:eastAsia="ru-RU"/>
+          <w14:ligatures w14:val="none"/>
+        </w:rPr>
+        <w:t>h</w:t>
+      </w:r>
+      <w:r>
+        <w:rPr>
+          <w:rFonts w:ascii="Times New Roman" w:eastAsia="Times New Roman" w:hAnsi="Times New Roman" w:cs="Times New Roman"/>
+          <w:b/>
+          <w:bCs/>
+          <w:kern w:val="0"/>
+          <w:sz w:val="28"/>
+          <w:szCs w:val="28"/>
+          <w:lang w:eastAsia="ru-RU"/>
+          <w14:ligatures w14:val="none"/>
+        </w:rPr>
+        <w:t>eight)</w:t>
+      </w:r>
+      <w:r>
+        <w:rPr>
+          <w:rFonts w:ascii="Times New Roman" w:eastAsia="Times New Roman" w:hAnsi="Times New Roman" w:cs="Times New Roman"/>
+          <w:kern w:val="0"/>
+          <w:sz w:val="28"/>
+          <w:szCs w:val="28"/>
+          <w:lang w:eastAsia="ru-RU"/>
+          <w14:ligatures w14:val="none"/>
+        </w:rPr>
+        <w:t xml:space="preserve"> — </w:t>
+      </w:r>
+      <w:r>
+        <w:rPr>
+          <w:rFonts w:ascii="Times New Roman" w:eastAsia="Times New Roman" w:hAnsi="Times New Roman" w:cs="Times New Roman"/>
+          <w:kern w:val="0"/>
+          <w:sz w:val="28"/>
+          <w:szCs w:val="28"/>
+          <w:lang w:eastAsia="ru-RU"/>
+          <w14:ligatures w14:val="none"/>
+        </w:rPr>
+        <w:t xml:space="preserve">чистые физические размеры прямоугольника (маски), в который вписан сам </w:t>
+      </w:r>
+      <w:r>
+        <w:rPr>
+          <w:rFonts w:ascii="Times New Roman" w:eastAsia="Times New Roman" w:hAnsi="Times New Roman" w:cs="Times New Roman"/>
+          <w:kern w:val="0"/>
+          <w:sz w:val="28"/>
+          <w:szCs w:val="28"/>
+          <w:lang w:eastAsia="ru-RU"/>
+          <w14:ligatures w14:val="none"/>
+        </w:rPr>
+        <w:t>растр</w:t>
+      </w:r>
+      <w:r>
+        <w:rPr>
+          <w:rFonts w:ascii="Times New Roman" w:eastAsia="Times New Roman" w:hAnsi="Times New Roman" w:cs="Times New Roman"/>
+          <w:kern w:val="0"/>
+          <w:sz w:val="28"/>
+          <w:szCs w:val="28"/>
+          <w:lang w:eastAsia="ru-RU"/>
+          <w14:ligatures w14:val="none"/>
+        </w:rPr>
+        <w:t xml:space="preserve"> букв</w:t>
+      </w:r>
+      <w:r>
+        <w:rPr>
+          <w:rFonts w:ascii="Times New Roman" w:eastAsia="Times New Roman" w:hAnsi="Times New Roman" w:cs="Times New Roman"/>
+          <w:kern w:val="0"/>
+          <w:sz w:val="28"/>
+          <w:szCs w:val="28"/>
+          <w:lang w:eastAsia="ru-RU"/>
+          <w14:ligatures w14:val="none"/>
+        </w:rPr>
+        <w:t>ы</w:t>
+      </w:r>
+      <w:r>
+        <w:rPr>
+          <w:rFonts w:ascii="Times New Roman" w:eastAsia="Times New Roman" w:hAnsi="Times New Roman" w:cs="Times New Roman"/>
+          <w:kern w:val="0"/>
+          <w:sz w:val="28"/>
+          <w:szCs w:val="28"/>
+          <w:lang w:eastAsia="ru-RU"/>
+          <w14:ligatures w14:val="none"/>
+        </w:rPr>
+        <w:t xml:space="preserve">. </w:t>
+      </w:r>
+      <w:r>
+        <w:rPr>
+          <w:rFonts w:ascii="Times New Roman" w:eastAsia="Times New Roman" w:hAnsi="Times New Roman" w:cs="Times New Roman"/>
+          <w:kern w:val="0"/>
+          <w:sz w:val="28"/>
+          <w:szCs w:val="28"/>
+          <w:lang w:eastAsia="ru-RU"/>
+          <w14:ligatures w14:val="none"/>
+        </w:rPr>
+        <w:t>П</w:t>
+      </w:r>
+      <w:r>
+        <w:rPr>
+          <w:rFonts w:ascii="Times New Roman" w:eastAsia="Times New Roman" w:hAnsi="Times New Roman" w:cs="Times New Roman"/>
+          <w:kern w:val="0"/>
+          <w:sz w:val="28"/>
+          <w:szCs w:val="28"/>
+          <w:lang w:eastAsia="ru-RU"/>
+          <w14:ligatures w14:val="none"/>
+        </w:rPr>
+        <w:t>амять выделяется только под этот полезный прямоугольник, а не под весь пустой квадрат вокруг буквы.</w:t>
+      </w:r>
+    </w:p>
+    <w:p>
+      <w:pPr>
+        <w:pStyle w:val="a7"/>
+        <w:numPr>
+          <w:ilvl w:val="0"/>
+          <w:numId w:val="10"/>
+        </w:numPr>
+        <w:spacing w:line="360" w:lineRule="auto"/>
+        <w:jc w:val="both"/>
+        <w:outlineLvl w:val="3"/>
+        <w:rPr>
+          <w:rFonts w:ascii="Times New Roman" w:eastAsia="Times New Roman" w:hAnsi="Times New Roman" w:cs="Times New Roman"/>
+          <w:kern w:val="0"/>
+          <w:sz w:val="28"/>
+          <w:szCs w:val="28"/>
+          <w:lang w:eastAsia="ru-RU"/>
+          <w14:ligatures w14:val="none"/>
+        </w:rPr>
+      </w:pPr>
+      <w:r>
+        <w:rPr>
+          <w:rFonts w:ascii="Times New Roman" w:eastAsia="Times New Roman" w:hAnsi="Times New Roman" w:cs="Times New Roman"/>
+          <w:b/>
+          <w:bCs/>
+          <w:kern w:val="0"/>
+          <w:sz w:val="28"/>
+          <w:szCs w:val="28"/>
+          <w:lang w:eastAsia="ru-RU"/>
+          <w14:ligatures w14:val="none"/>
+        </w:rPr>
+        <w:t>advance (</w:t>
+      </w:r>
+      <w:r>
+        <w:rPr>
+          <w:rFonts w:ascii="Times New Roman" w:eastAsia="Times New Roman" w:hAnsi="Times New Roman" w:cs="Times New Roman"/>
+          <w:b/>
+          <w:bCs/>
+          <w:kern w:val="0"/>
+          <w:sz w:val="28"/>
+          <w:szCs w:val="28"/>
+          <w:lang w:eastAsia="ru-RU"/>
+          <w14:ligatures w14:val="none"/>
+        </w:rPr>
+        <w:t>ш</w:t>
+      </w:r>
+      <w:r>
+        <w:rPr>
+          <w:rFonts w:ascii="Times New Roman" w:eastAsia="Times New Roman" w:hAnsi="Times New Roman" w:cs="Times New Roman"/>
+          <w:b/>
+          <w:bCs/>
+          <w:kern w:val="0"/>
+          <w:sz w:val="28"/>
+          <w:szCs w:val="28"/>
+          <w:lang w:eastAsia="ru-RU"/>
+          <w14:ligatures w14:val="none"/>
+        </w:rPr>
+        <w:t xml:space="preserve">аг каретки / </w:t>
+      </w:r>
+      <w:r>
+        <w:rPr>
+          <w:rFonts w:ascii="Times New Roman" w:eastAsia="Times New Roman" w:hAnsi="Times New Roman" w:cs="Times New Roman"/>
+          <w:b/>
+          <w:bCs/>
+          <w:kern w:val="0"/>
+          <w:sz w:val="28"/>
+          <w:szCs w:val="28"/>
+          <w:lang w:eastAsia="ru-RU"/>
+          <w14:ligatures w14:val="none"/>
+        </w:rPr>
+        <w:t>г</w:t>
+      </w:r>
+      <w:r>
+        <w:rPr>
+          <w:rFonts w:ascii="Times New Roman" w:eastAsia="Times New Roman" w:hAnsi="Times New Roman" w:cs="Times New Roman"/>
+          <w:b/>
+          <w:bCs/>
+          <w:kern w:val="0"/>
+          <w:sz w:val="28"/>
+          <w:szCs w:val="28"/>
+          <w:lang w:eastAsia="ru-RU"/>
+          <w14:ligatures w14:val="none"/>
+        </w:rPr>
+        <w:t>оризонтальный сдвиг)</w:t>
+      </w:r>
+      <w:r>
+        <w:rPr>
+          <w:rFonts w:ascii="Times New Roman" w:eastAsia="Times New Roman" w:hAnsi="Times New Roman" w:cs="Times New Roman"/>
+          <w:kern w:val="0"/>
+          <w:sz w:val="28"/>
+          <w:szCs w:val="28"/>
+          <w:lang w:eastAsia="ru-RU"/>
+          <w14:ligatures w14:val="none"/>
+        </w:rPr>
+        <w:t xml:space="preserve"> </w:t>
+      </w:r>
+      <w:r>
+        <w:rPr>
+          <w:rFonts w:ascii="Times New Roman" w:eastAsia="Times New Roman" w:hAnsi="Times New Roman" w:cs="Times New Roman"/>
+          <w:kern w:val="0"/>
+          <w:sz w:val="28"/>
+          <w:szCs w:val="28"/>
+          <w:lang w:eastAsia="ru-RU"/>
+          <w14:ligatures w14:val="none"/>
+        </w:rPr>
+        <w:t xml:space="preserve">— </w:t>
+      </w:r>
+      <w:r>
+        <w:rPr>
+          <w:rFonts w:ascii="Times New Roman" w:eastAsia="Times New Roman" w:hAnsi="Times New Roman" w:cs="Times New Roman"/>
+          <w:kern w:val="0"/>
+          <w:sz w:val="28"/>
+          <w:szCs w:val="28"/>
+          <w:lang w:eastAsia="ru-RU"/>
+          <w14:ligatures w14:val="none"/>
+        </w:rPr>
+        <w:t xml:space="preserve">расстояние от </w:t>
+      </w:r>
+      <w:r>
+        <w:rPr>
+          <w:rFonts w:ascii="Times New Roman" w:eastAsia="Times New Roman" w:hAnsi="Times New Roman" w:cs="Times New Roman"/>
+          <w:kern w:val="0"/>
+          <w:sz w:val="28"/>
+          <w:szCs w:val="28"/>
+          <w:lang w:eastAsia="ru-RU"/>
+          <w14:ligatures w14:val="none"/>
+        </w:rPr>
+        <w:t>т</w:t>
+      </w:r>
+      <w:r>
+        <w:rPr>
+          <w:rFonts w:ascii="Times New Roman" w:eastAsia="Times New Roman" w:hAnsi="Times New Roman" w:cs="Times New Roman"/>
+          <w:kern w:val="0"/>
+          <w:sz w:val="28"/>
+          <w:szCs w:val="28"/>
+          <w:lang w:eastAsia="ru-RU"/>
+          <w14:ligatures w14:val="none"/>
+        </w:rPr>
+        <w:t xml:space="preserve">очки начала текущей буквы до </w:t>
+      </w:r>
+      <w:r>
+        <w:rPr>
+          <w:rFonts w:ascii="Times New Roman" w:eastAsia="Times New Roman" w:hAnsi="Times New Roman" w:cs="Times New Roman"/>
+          <w:kern w:val="0"/>
+          <w:sz w:val="28"/>
+          <w:szCs w:val="28"/>
+          <w:lang w:eastAsia="ru-RU"/>
+          <w14:ligatures w14:val="none"/>
+        </w:rPr>
+        <w:t>т</w:t>
+      </w:r>
+      <w:r>
+        <w:rPr>
+          <w:rFonts w:ascii="Times New Roman" w:eastAsia="Times New Roman" w:hAnsi="Times New Roman" w:cs="Times New Roman"/>
+          <w:kern w:val="0"/>
+          <w:sz w:val="28"/>
+          <w:szCs w:val="28"/>
+          <w:lang w:eastAsia="ru-RU"/>
+          <w14:ligatures w14:val="none"/>
+        </w:rPr>
+        <w:t>очки начала следующей буквы. То есть, на сколько пикселей вправо должен сдвинуться виртуальный курсор после того, как текущая буква будет выведена на экран.</w:t>
+      </w:r>
+    </w:p>
+    <w:p>
+      <w:pPr>
+        <w:pStyle w:val="a7"/>
+        <w:numPr>
+          <w:ilvl w:val="0"/>
+          <w:numId w:val="10"/>
+        </w:numPr>
+        <w:spacing w:line="360" w:lineRule="auto"/>
+        <w:jc w:val="both"/>
+        <w:outlineLvl w:val="3"/>
+        <w:rPr>
+          <w:rFonts w:ascii="Times New Roman" w:eastAsia="Times New Roman" w:hAnsi="Times New Roman" w:cs="Times New Roman"/>
+          <w:kern w:val="0"/>
+          <w:sz w:val="28"/>
+          <w:szCs w:val="28"/>
+          <w:lang w:eastAsia="ru-RU"/>
+          <w14:ligatures w14:val="none"/>
+        </w:rPr>
+      </w:pPr>
+      <w:r>
+        <w:rPr>
+          <w:rFonts w:ascii="Times New Roman" w:eastAsia="Times New Roman" w:hAnsi="Times New Roman" w:cs="Times New Roman"/>
+          <w:b/>
+          <w:bCs/>
+          <w:kern w:val="0"/>
+          <w:sz w:val="28"/>
+          <w:szCs w:val="28"/>
+          <w:lang w:eastAsia="ru-RU"/>
+          <w14:ligatures w14:val="none"/>
+        </w:rPr>
+        <w:t>bearing_x (</w:t>
+      </w:r>
+      <w:r>
+        <w:rPr>
+          <w:rFonts w:ascii="Times New Roman" w:eastAsia="Times New Roman" w:hAnsi="Times New Roman" w:cs="Times New Roman"/>
+          <w:b/>
+          <w:bCs/>
+          <w:kern w:val="0"/>
+          <w:sz w:val="28"/>
+          <w:szCs w:val="28"/>
+          <w:lang w:eastAsia="ru-RU"/>
+          <w14:ligatures w14:val="none"/>
+        </w:rPr>
+        <w:t>л</w:t>
+      </w:r>
+      <w:r>
+        <w:rPr>
+          <w:rFonts w:ascii="Times New Roman" w:eastAsia="Times New Roman" w:hAnsi="Times New Roman" w:cs="Times New Roman"/>
+          <w:b/>
+          <w:bCs/>
+          <w:kern w:val="0"/>
+          <w:sz w:val="28"/>
+          <w:szCs w:val="28"/>
+          <w:lang w:eastAsia="ru-RU"/>
+          <w14:ligatures w14:val="none"/>
+        </w:rPr>
+        <w:t>евый полуапрош)</w:t>
+      </w:r>
+      <w:r>
+        <w:rPr>
+          <w:rFonts w:ascii="Times New Roman" w:eastAsia="Times New Roman" w:hAnsi="Times New Roman" w:cs="Times New Roman"/>
+          <w:kern w:val="0"/>
+          <w:sz w:val="28"/>
+          <w:szCs w:val="28"/>
+          <w:lang w:eastAsia="ru-RU"/>
+          <w14:ligatures w14:val="none"/>
+        </w:rPr>
+        <w:t xml:space="preserve"> </w:t>
+      </w:r>
+      <w:r>
+        <w:rPr>
+          <w:rFonts w:ascii="Times New Roman" w:eastAsia="Times New Roman" w:hAnsi="Times New Roman" w:cs="Times New Roman"/>
+          <w:kern w:val="0"/>
+          <w:sz w:val="28"/>
+          <w:szCs w:val="28"/>
+          <w:lang w:eastAsia="ru-RU"/>
+          <w14:ligatures w14:val="none"/>
+        </w:rPr>
+        <w:t>— г</w:t>
+      </w:r>
+      <w:r>
+        <w:rPr>
+          <w:rFonts w:ascii="Times New Roman" w:eastAsia="Times New Roman" w:hAnsi="Times New Roman" w:cs="Times New Roman"/>
+          <w:kern w:val="0"/>
+          <w:sz w:val="28"/>
+          <w:szCs w:val="28"/>
+          <w:lang w:eastAsia="ru-RU"/>
+          <w14:ligatures w14:val="none"/>
+        </w:rPr>
+        <w:t xml:space="preserve">оризонтальное расстояние от текущей </w:t>
+      </w:r>
+      <w:r>
+        <w:rPr>
+          <w:rFonts w:ascii="Times New Roman" w:eastAsia="Times New Roman" w:hAnsi="Times New Roman" w:cs="Times New Roman"/>
+          <w:kern w:val="0"/>
+          <w:sz w:val="28"/>
+          <w:szCs w:val="28"/>
+          <w:lang w:eastAsia="ru-RU"/>
+          <w14:ligatures w14:val="none"/>
+        </w:rPr>
+        <w:t>т</w:t>
+      </w:r>
+      <w:r>
+        <w:rPr>
+          <w:rFonts w:ascii="Times New Roman" w:eastAsia="Times New Roman" w:hAnsi="Times New Roman" w:cs="Times New Roman"/>
+          <w:kern w:val="0"/>
+          <w:sz w:val="28"/>
+          <w:szCs w:val="28"/>
+          <w:lang w:eastAsia="ru-RU"/>
+          <w14:ligatures w14:val="none"/>
+        </w:rPr>
+        <w:t>очки начала (курсора) до левой границы прямоугольника буквы w.</w:t>
+      </w:r>
+      <w:r>
+        <w:rPr>
+          <w:rFonts w:ascii="Times New Roman" w:eastAsia="Times New Roman" w:hAnsi="Times New Roman" w:cs="Times New Roman"/>
+          <w:kern w:val="0"/>
+          <w:sz w:val="28"/>
+          <w:szCs w:val="28"/>
+          <w:lang w:eastAsia="ru-RU"/>
+          <w14:ligatures w14:val="none"/>
+        </w:rPr>
+        <w:t xml:space="preserve"> </w:t>
+      </w:r>
+      <w:r>
+        <w:rPr>
+          <w:rFonts w:ascii="Times New Roman" w:eastAsia="Times New Roman" w:hAnsi="Times New Roman" w:cs="Times New Roman"/>
+          <w:kern w:val="0"/>
+          <w:sz w:val="28"/>
+          <w:szCs w:val="28"/>
+          <w:lang w:eastAsia="ru-RU"/>
+          <w14:ligatures w14:val="none"/>
+        </w:rPr>
+        <w:t>Задает отступ перед буквой, чтобы она не слипалась с предыдущей.</w:t>
+      </w:r>
+      <w:r>
+        <w:rPr>
+          <w:rFonts w:ascii="Times New Roman" w:eastAsia="Times New Roman" w:hAnsi="Times New Roman" w:cs="Times New Roman"/>
+          <w:kern w:val="0"/>
+          <w:sz w:val="28"/>
+          <w:szCs w:val="28"/>
+          <w:lang w:eastAsia="ru-RU"/>
+          <w14:ligatures w14:val="none"/>
+        </w:rPr>
+        <w:t xml:space="preserve"> </w:t>
+      </w:r>
+      <w:r>
+        <w:rPr>
+          <w:rFonts w:ascii="Times New Roman" w:eastAsia="Times New Roman" w:hAnsi="Times New Roman" w:cs="Times New Roman"/>
+          <w:kern w:val="0"/>
+          <w:sz w:val="28"/>
+          <w:szCs w:val="28"/>
+          <w:lang w:eastAsia="ru-RU"/>
+          <w14:ligatures w14:val="none"/>
+        </w:rPr>
+        <w:t>Может быть отрицательным</w:t>
+      </w:r>
+      <w:r>
+        <w:rPr>
+          <w:rFonts w:ascii="Times New Roman" w:eastAsia="Times New Roman" w:hAnsi="Times New Roman" w:cs="Times New Roman"/>
+          <w:kern w:val="0"/>
+          <w:sz w:val="28"/>
+          <w:szCs w:val="28"/>
+          <w:lang w:eastAsia="ru-RU"/>
+          <w14:ligatures w14:val="none"/>
+        </w:rPr>
+        <w:t xml:space="preserve">. </w:t>
+      </w:r>
+      <w:r>
+        <w:rPr>
+          <w:rFonts w:ascii="Times New Roman" w:eastAsia="Times New Roman" w:hAnsi="Times New Roman" w:cs="Times New Roman"/>
+          <w:kern w:val="0"/>
+          <w:sz w:val="28"/>
+          <w:szCs w:val="28"/>
+          <w:lang w:eastAsia="ru-RU"/>
+          <w14:ligatures w14:val="none"/>
+        </w:rPr>
+        <w:t>Например, у наклонного (курсивного) шрифта или у букв с нависаниями вроде «Т» или «F», левый край рисунка может вылезать влево за точку старта.</w:t>
+      </w:r>
+    </w:p>
+    <w:p>
+      <w:pPr>
+        <w:pStyle w:val="a7"/>
+        <w:numPr>
+          <w:ilvl w:val="0"/>
+          <w:numId w:val="10"/>
+        </w:numPr>
+        <w:spacing w:line="360" w:lineRule="auto"/>
+        <w:jc w:val="both"/>
+        <w:outlineLvl w:val="3"/>
+        <w:rPr>
+          <w:rFonts w:ascii="Times New Roman" w:eastAsia="Times New Roman" w:hAnsi="Times New Roman" w:cs="Times New Roman"/>
+          <w:kern w:val="0"/>
+          <w:sz w:val="28"/>
+          <w:szCs w:val="28"/>
+          <w:lang w:eastAsia="ru-RU"/>
+          <w14:ligatures w14:val="none"/>
+        </w:rPr>
+      </w:pPr>
+      <w:r>
+        <w:rPr>
+          <w:rFonts w:ascii="Times New Roman" w:eastAsia="Times New Roman" w:hAnsi="Times New Roman" w:cs="Times New Roman"/>
+          <w:b/>
+          <w:bCs/>
+          <w:kern w:val="0"/>
+          <w:sz w:val="28"/>
+          <w:szCs w:val="28"/>
+          <w:lang w:eastAsia="ru-RU"/>
+          <w14:ligatures w14:val="none"/>
+        </w:rPr>
+        <w:t>bearing_y (</w:t>
+      </w:r>
+      <w:r>
+        <w:rPr>
+          <w:rFonts w:ascii="Times New Roman" w:eastAsia="Times New Roman" w:hAnsi="Times New Roman" w:cs="Times New Roman"/>
+          <w:b/>
+          <w:bCs/>
+          <w:kern w:val="0"/>
+          <w:sz w:val="28"/>
+          <w:szCs w:val="28"/>
+          <w:lang w:eastAsia="ru-RU"/>
+          <w14:ligatures w14:val="none"/>
+        </w:rPr>
+        <w:t>в</w:t>
+      </w:r>
+      <w:r>
+        <w:rPr>
+          <w:rFonts w:ascii="Times New Roman" w:eastAsia="Times New Roman" w:hAnsi="Times New Roman" w:cs="Times New Roman"/>
+          <w:b/>
+          <w:bCs/>
+          <w:kern w:val="0"/>
+          <w:sz w:val="28"/>
+          <w:szCs w:val="28"/>
+          <w:lang w:eastAsia="ru-RU"/>
+          <w14:ligatures w14:val="none"/>
+        </w:rPr>
+        <w:t>ерхний полуапрош)</w:t>
+      </w:r>
+      <w:r>
+        <w:rPr>
+          <w:rFonts w:ascii="Times New Roman" w:eastAsia="Times New Roman" w:hAnsi="Times New Roman" w:cs="Times New Roman"/>
+          <w:kern w:val="0"/>
+          <w:sz w:val="28"/>
+          <w:szCs w:val="28"/>
+          <w:lang w:eastAsia="ru-RU"/>
+          <w14:ligatures w14:val="none"/>
+        </w:rPr>
+        <w:t xml:space="preserve"> </w:t>
+      </w:r>
+      <w:r>
+        <w:rPr>
+          <w:rFonts w:ascii="Times New Roman" w:eastAsia="Times New Roman" w:hAnsi="Times New Roman" w:cs="Times New Roman"/>
+          <w:kern w:val="0"/>
+          <w:sz w:val="28"/>
+          <w:szCs w:val="28"/>
+          <w:lang w:eastAsia="ru-RU"/>
+          <w14:ligatures w14:val="none"/>
+        </w:rPr>
+        <w:t>— в</w:t>
+      </w:r>
+      <w:r>
+        <w:rPr>
+          <w:rFonts w:ascii="Times New Roman" w:eastAsia="Times New Roman" w:hAnsi="Times New Roman" w:cs="Times New Roman"/>
+          <w:kern w:val="0"/>
+          <w:sz w:val="28"/>
+          <w:szCs w:val="28"/>
+          <w:lang w:eastAsia="ru-RU"/>
+          <w14:ligatures w14:val="none"/>
+        </w:rPr>
+        <w:t>ертикальное расстояние от базовой линии до верхней границы прямоугольника буквы h. В графических системах координата Y обычно направлена вниз, поэтому этот параметр помогает понять, насколько высоко над «линейкой» нужно поднять маску буквы при отрисовке.</w:t>
+      </w:r>
+      <w:r>
+        <w:rPr>
+          <w:rFonts w:ascii="Times New Roman" w:eastAsia="Times New Roman" w:hAnsi="Times New Roman" w:cs="Times New Roman"/>
+          <w:kern w:val="0"/>
+          <w:sz w:val="28"/>
+          <w:szCs w:val="28"/>
+          <w:lang w:eastAsia="ru-RU"/>
+          <w14:ligatures w14:val="none"/>
+        </w:rPr>
+        <w:t xml:space="preserve"> </w:t>
+      </w:r>
+      <w:r>
+        <w:rPr>
+          <w:rFonts w:ascii="Times New Roman" w:eastAsia="Times New Roman" w:hAnsi="Times New Roman" w:cs="Times New Roman"/>
+          <w:kern w:val="0"/>
+          <w:sz w:val="28"/>
+          <w:szCs w:val="28"/>
+          <w:lang w:eastAsia="ru-RU"/>
+          <w14:ligatures w14:val="none"/>
+        </w:rPr>
+        <w:t>Для буквы «А» bearing_y будет большим и отрицательным (высоко вверх от базовой линии).</w:t>
+      </w:r>
+      <w:r>
+        <w:rPr>
+          <w:rFonts w:ascii="Times New Roman" w:eastAsia="Times New Roman" w:hAnsi="Times New Roman" w:cs="Times New Roman"/>
+          <w:kern w:val="0"/>
+          <w:sz w:val="28"/>
+          <w:szCs w:val="28"/>
+          <w:lang w:eastAsia="ru-RU"/>
+          <w14:ligatures w14:val="none"/>
+        </w:rPr>
+        <w:t xml:space="preserve"> </w:t>
+      </w:r>
+      <w:r>
+        <w:rPr>
+          <w:rFonts w:ascii="Times New Roman" w:eastAsia="Times New Roman" w:hAnsi="Times New Roman" w:cs="Times New Roman"/>
+          <w:kern w:val="0"/>
+          <w:sz w:val="28"/>
+          <w:szCs w:val="28"/>
+          <w:lang w:eastAsia="ru-RU"/>
+          <w14:ligatures w14:val="none"/>
+        </w:rPr>
+        <w:t>Для точки у буквы «і» или для кавычки это значение позволяет «подвесить» маленький растр высоко в воздухе.</w:t>
+      </w:r>
+    </w:p>
+    <w:p>
+      <w:pPr>
+        <w:pStyle w:val="a7"/>
+        <w:numPr>
+          <w:ilvl w:val="0"/>
+          <w:numId w:val="10"/>
+        </w:numPr>
+        <w:spacing w:line="360" w:lineRule="auto"/>
+        <w:jc w:val="both"/>
+        <w:outlineLvl w:val="3"/>
+        <w:rPr>
+          <w:rFonts w:ascii="Times New Roman" w:eastAsia="Times New Roman" w:hAnsi="Times New Roman" w:cs="Times New Roman"/>
+          <w:kern w:val="0"/>
+          <w:sz w:val="28"/>
+          <w:szCs w:val="28"/>
+          <w:lang w:eastAsia="ru-RU"/>
+          <w14:ligatures w14:val="none"/>
+        </w:rPr>
+      </w:pPr>
+      <w:r>
+        <w:rPr>
+          <w:rFonts w:ascii="Times New Roman" w:eastAsia="Times New Roman" w:hAnsi="Times New Roman" w:cs="Times New Roman"/>
+          <w:b/>
+          <w:bCs/>
+          <w:kern w:val="0"/>
+          <w:sz w:val="28"/>
+          <w:szCs w:val="28"/>
+          <w:lang w:eastAsia="ru-RU"/>
+          <w14:ligatures w14:val="none"/>
+        </w:rPr>
+        <w:t>ascent (</w:t>
+      </w:r>
+      <w:r>
+        <w:rPr>
+          <w:rFonts w:ascii="Times New Roman" w:eastAsia="Times New Roman" w:hAnsi="Times New Roman" w:cs="Times New Roman"/>
+          <w:b/>
+          <w:bCs/>
+          <w:kern w:val="0"/>
+          <w:sz w:val="28"/>
+          <w:szCs w:val="28"/>
+          <w:lang w:eastAsia="ru-RU"/>
+          <w14:ligatures w14:val="none"/>
+        </w:rPr>
+        <w:t>а</w:t>
+      </w:r>
+      <w:r>
+        <w:rPr>
+          <w:rFonts w:ascii="Times New Roman" w:eastAsia="Times New Roman" w:hAnsi="Times New Roman" w:cs="Times New Roman"/>
+          <w:b/>
+          <w:bCs/>
+          <w:kern w:val="0"/>
+          <w:sz w:val="28"/>
+          <w:szCs w:val="28"/>
+          <w:lang w:eastAsia="ru-RU"/>
+          <w14:ligatures w14:val="none"/>
+        </w:rPr>
+        <w:t>сцент) и descent (</w:t>
+      </w:r>
+      <w:r>
+        <w:rPr>
+          <w:rFonts w:ascii="Times New Roman" w:eastAsia="Times New Roman" w:hAnsi="Times New Roman" w:cs="Times New Roman"/>
+          <w:b/>
+          <w:bCs/>
+          <w:kern w:val="0"/>
+          <w:sz w:val="28"/>
+          <w:szCs w:val="28"/>
+          <w:lang w:eastAsia="ru-RU"/>
+          <w14:ligatures w14:val="none"/>
+        </w:rPr>
+        <w:t>д</w:t>
+      </w:r>
+      <w:r>
+        <w:rPr>
+          <w:rFonts w:ascii="Times New Roman" w:eastAsia="Times New Roman" w:hAnsi="Times New Roman" w:cs="Times New Roman"/>
+          <w:b/>
+          <w:bCs/>
+          <w:kern w:val="0"/>
+          <w:sz w:val="28"/>
+          <w:szCs w:val="28"/>
+          <w:lang w:eastAsia="ru-RU"/>
+          <w14:ligatures w14:val="none"/>
+        </w:rPr>
+        <w:t>есент)</w:t>
+      </w:r>
+      <w:r>
+        <w:rPr>
+          <w:rFonts w:ascii="Times New Roman" w:eastAsia="Times New Roman" w:hAnsi="Times New Roman" w:cs="Times New Roman"/>
+          <w:kern w:val="0"/>
+          <w:sz w:val="28"/>
+          <w:szCs w:val="28"/>
+          <w:lang w:eastAsia="ru-RU"/>
+          <w14:ligatures w14:val="none"/>
+        </w:rPr>
+        <w:t xml:space="preserve"> </w:t>
+      </w:r>
+      <w:r>
+        <w:rPr>
+          <w:rFonts w:ascii="Times New Roman" w:eastAsia="Times New Roman" w:hAnsi="Times New Roman" w:cs="Times New Roman"/>
+          <w:kern w:val="0"/>
+          <w:sz w:val="28"/>
+          <w:szCs w:val="28"/>
+          <w:lang w:eastAsia="ru-RU"/>
+          <w14:ligatures w14:val="none"/>
+        </w:rPr>
+        <w:t xml:space="preserve">— </w:t>
+      </w:r>
+      <w:r>
+        <w:rPr>
+          <w:rFonts w:ascii="Times New Roman" w:eastAsia="Times New Roman" w:hAnsi="Times New Roman" w:cs="Times New Roman"/>
+          <w:kern w:val="0"/>
+          <w:sz w:val="28"/>
+          <w:szCs w:val="28"/>
+          <w:lang w:eastAsia="ru-RU"/>
+          <w14:ligatures w14:val="none"/>
+        </w:rPr>
+        <w:t>общие метрики самого шрифта (не конкретной буквы, а всей строки)</w:t>
+      </w:r>
+      <w:r>
+        <w:rPr>
+          <w:rFonts w:ascii="Times New Roman" w:eastAsia="Times New Roman" w:hAnsi="Times New Roman" w:cs="Times New Roman"/>
+          <w:kern w:val="0"/>
+          <w:sz w:val="28"/>
+          <w:szCs w:val="28"/>
+          <w:lang w:eastAsia="ru-RU"/>
+          <w14:ligatures w14:val="none"/>
+        </w:rPr>
+        <w:t xml:space="preserve">. </w:t>
+      </w:r>
+      <w:r>
+        <w:rPr>
+          <w:rFonts w:ascii="Times New Roman" w:eastAsia="Times New Roman" w:hAnsi="Times New Roman" w:cs="Times New Roman"/>
+          <w:kern w:val="0"/>
+          <w:sz w:val="28"/>
+          <w:szCs w:val="28"/>
+          <w:lang w:val="en-US" w:eastAsia="ru-RU"/>
+          <w14:ligatures w14:val="none"/>
+        </w:rPr>
+        <w:t>A</w:t>
+      </w:r>
+      <w:r>
+        <w:rPr>
+          <w:rFonts w:ascii="Times New Roman" w:eastAsia="Times New Roman" w:hAnsi="Times New Roman" w:cs="Times New Roman"/>
+          <w:kern w:val="0"/>
+          <w:sz w:val="28"/>
+          <w:szCs w:val="28"/>
+          <w:lang w:eastAsia="ru-RU"/>
+          <w14:ligatures w14:val="none"/>
+        </w:rPr>
+        <w:t>scent — максимальная высота заглавных букв и верхних хвостиков (например, «б», «в») над базовой линией.</w:t>
+      </w:r>
+      <w:r>
+        <w:rPr>
+          <w:rFonts w:ascii="Times New Roman" w:eastAsia="Times New Roman" w:hAnsi="Times New Roman" w:cs="Times New Roman"/>
+          <w:kern w:val="0"/>
+          <w:sz w:val="28"/>
+          <w:szCs w:val="28"/>
+          <w:lang w:eastAsia="ru-RU"/>
+          <w14:ligatures w14:val="none"/>
+        </w:rPr>
+        <w:t xml:space="preserve"> </w:t>
+      </w:r>
+      <w:r>
+        <w:rPr>
+          <w:rFonts w:ascii="Times New Roman" w:eastAsia="Times New Roman" w:hAnsi="Times New Roman" w:cs="Times New Roman"/>
+          <w:kern w:val="0"/>
+          <w:sz w:val="28"/>
+          <w:szCs w:val="28"/>
+          <w:lang w:val="en-US" w:eastAsia="ru-RU"/>
+          <w14:ligatures w14:val="none"/>
+        </w:rPr>
+        <w:t>D</w:t>
+      </w:r>
+      <w:r>
+        <w:rPr>
+          <w:rFonts w:ascii="Times New Roman" w:eastAsia="Times New Roman" w:hAnsi="Times New Roman" w:cs="Times New Roman"/>
+          <w:kern w:val="0"/>
+          <w:sz w:val="28"/>
+          <w:szCs w:val="28"/>
+          <w:lang w:eastAsia="ru-RU"/>
+          <w14:ligatures w14:val="none"/>
+        </w:rPr>
+        <w:t>escent — максимальная глубина нижних хвостиков (например, «у», «д», «щ») под базовой линией.</w:t>
+      </w:r>
+      <w:r>
+        <w:rPr>
+          <w:rFonts w:ascii="Times New Roman" w:eastAsia="Times New Roman" w:hAnsi="Times New Roman" w:cs="Times New Roman"/>
+          <w:kern w:val="0"/>
+          <w:sz w:val="28"/>
+          <w:szCs w:val="28"/>
+          <w:lang w:eastAsia="ru-RU"/>
+          <w14:ligatures w14:val="none"/>
+        </w:rPr>
+        <w:t xml:space="preserve"> </w:t>
+      </w:r>
+      <w:r>
+        <w:rPr>
+          <w:rFonts w:ascii="Times New Roman" w:eastAsia="Times New Roman" w:hAnsi="Times New Roman" w:cs="Times New Roman"/>
+          <w:kern w:val="0"/>
+          <w:sz w:val="28"/>
+          <w:szCs w:val="28"/>
+          <w:lang w:eastAsia="ru-RU"/>
+          <w14:ligatures w14:val="none"/>
+        </w:rPr>
+        <w:t>Сумма ascent + descent — это полная высота текстовой строки, которая используется для расчета межстрочного интервала.</w:t>
+      </w:r>
+    </w:p>
+    <w:p>
+      <w:pPr>
+        <w:pStyle w:val="a7"/>
+        <w:numPr>
+          <w:ilvl w:val="0"/>
+          <w:numId w:val="10"/>
+        </w:numPr>
+        <w:spacing w:line="360" w:lineRule="auto"/>
+        <w:jc w:val="both"/>
+        <w:outlineLvl w:val="3"/>
+        <w:rPr>
+          <w:rFonts w:ascii="Times New Roman" w:eastAsia="Times New Roman" w:hAnsi="Times New Roman" w:cs="Times New Roman"/>
+          <w:kern w:val="0"/>
+          <w:sz w:val="28"/>
+          <w:szCs w:val="28"/>
+          <w:lang w:eastAsia="ru-RU"/>
+          <w14:ligatures w14:val="none"/>
+        </w:rPr>
+      </w:pPr>
+      <w:r>
+        <w:rPr>
+          <w:rFonts w:ascii="Times New Roman" w:eastAsia="Times New Roman" w:hAnsi="Times New Roman" w:cs="Times New Roman"/>
+          <w:b/>
+          <w:bCs/>
+          <w:kern w:val="0"/>
+          <w:sz w:val="28"/>
+          <w:szCs w:val="28"/>
+          <w:lang w:eastAsia="ru-RU"/>
+          <w14:ligatures w14:val="none"/>
+        </w:rPr>
+        <w:lastRenderedPageBreak/>
+        <w:t>offset (</w:t>
+      </w:r>
+      <w:r>
+        <w:rPr>
+          <w:rFonts w:ascii="Times New Roman" w:eastAsia="Times New Roman" w:hAnsi="Times New Roman" w:cs="Times New Roman"/>
+          <w:b/>
+          <w:bCs/>
+          <w:kern w:val="0"/>
+          <w:sz w:val="28"/>
+          <w:szCs w:val="28"/>
+          <w:lang w:val="en-US" w:eastAsia="ru-RU"/>
+          <w14:ligatures w14:val="none"/>
+        </w:rPr>
+        <w:t>c</w:t>
+      </w:r>
+      <w:r>
+        <w:rPr>
+          <w:rFonts w:ascii="Times New Roman" w:eastAsia="Times New Roman" w:hAnsi="Times New Roman" w:cs="Times New Roman"/>
+          <w:b/>
+          <w:bCs/>
+          <w:kern w:val="0"/>
+          <w:sz w:val="28"/>
+          <w:szCs w:val="28"/>
+          <w:lang w:eastAsia="ru-RU"/>
+          <w14:ligatures w14:val="none"/>
+        </w:rPr>
+        <w:t>мещение в памяти)</w:t>
+      </w:r>
+      <w:r>
+        <w:rPr>
+          <w:rFonts w:ascii="Times New Roman" w:eastAsia="Times New Roman" w:hAnsi="Times New Roman" w:cs="Times New Roman"/>
+          <w:kern w:val="0"/>
+          <w:sz w:val="28"/>
+          <w:szCs w:val="28"/>
+          <w:lang w:eastAsia="ru-RU"/>
+          <w14:ligatures w14:val="none"/>
+        </w:rPr>
+        <w:t xml:space="preserve"> </w:t>
+      </w:r>
+      <w:r>
+        <w:rPr>
+          <w:rFonts w:ascii="Times New Roman" w:eastAsia="Times New Roman" w:hAnsi="Times New Roman" w:cs="Times New Roman"/>
+          <w:kern w:val="0"/>
+          <w:sz w:val="28"/>
+          <w:szCs w:val="28"/>
+          <w:lang w:eastAsia="ru-RU"/>
+          <w14:ligatures w14:val="none"/>
+        </w:rPr>
+        <w:t>—</w:t>
+      </w:r>
+      <w:r>
+        <w:rPr>
+          <w:rFonts w:ascii="Times New Roman" w:eastAsia="Times New Roman" w:hAnsi="Times New Roman" w:cs="Times New Roman"/>
+          <w:kern w:val="0"/>
+          <w:sz w:val="28"/>
+          <w:szCs w:val="28"/>
+          <w:lang w:eastAsia="ru-RU"/>
+          <w14:ligatures w14:val="none"/>
+        </w:rPr>
+        <w:t xml:space="preserve"> технический параметр </w:t>
+      </w:r>
+      <w:r>
+        <w:rPr>
+          <w:rFonts w:ascii="Times New Roman" w:eastAsia="Times New Roman" w:hAnsi="Times New Roman" w:cs="Times New Roman"/>
+          <w:kern w:val="0"/>
+          <w:sz w:val="28"/>
+          <w:szCs w:val="28"/>
+          <w:lang w:eastAsia="ru-RU"/>
+          <w14:ligatures w14:val="none"/>
+        </w:rPr>
+        <w:t>смещения</w:t>
+      </w:r>
+      <w:r>
+        <w:rPr>
+          <w:rFonts w:ascii="Times New Roman" w:eastAsia="Times New Roman" w:hAnsi="Times New Roman" w:cs="Times New Roman"/>
+          <w:kern w:val="0"/>
+          <w:sz w:val="28"/>
+          <w:szCs w:val="28"/>
+          <w:lang w:eastAsia="ru-RU"/>
+          <w14:ligatures w14:val="none"/>
+        </w:rPr>
+        <w:t>. Так как все пиксели всех букв свалены в один огромный тег &lt;data&gt;, параметр offset указывает, с какого именно байта/пикселя в этом массиве начинается маска конкретно этой буквы.</w:t>
+      </w:r>
+    </w:p>
+    <w:p>
+      <w:pPr>
+        <w:pStyle w:val="a7"/>
+        <w:numPr>
+          <w:ilvl w:val="0"/>
+          <w:numId w:val="10"/>
+        </w:numPr>
+        <w:spacing w:line="360" w:lineRule="auto"/>
+        <w:jc w:val="both"/>
+        <w:outlineLvl w:val="3"/>
+        <w:rPr>
+          <w:rFonts w:ascii="Times New Roman" w:eastAsia="Times New Roman" w:hAnsi="Times New Roman" w:cs="Times New Roman"/>
+          <w:kern w:val="0"/>
+          <w:sz w:val="28"/>
+          <w:szCs w:val="28"/>
+          <w:lang w:eastAsia="ru-RU"/>
+          <w14:ligatures w14:val="none"/>
+        </w:rPr>
+      </w:pPr>
+      <w:r>
+        <w:rPr>
+          <w:rFonts w:ascii="Times New Roman" w:eastAsia="Times New Roman" w:hAnsi="Times New Roman" w:cs="Times New Roman"/>
+          <w:b/>
+          <w:bCs/>
+          <w:kern w:val="0"/>
+          <w:sz w:val="28"/>
+          <w:szCs w:val="28"/>
+          <w:lang w:eastAsia="ru-RU"/>
+          <w14:ligatures w14:val="none"/>
+        </w:rPr>
+        <w:t>mask_size (</w:t>
+      </w:r>
+      <w:r>
+        <w:rPr>
+          <w:rFonts w:ascii="Times New Roman" w:eastAsia="Times New Roman" w:hAnsi="Times New Roman" w:cs="Times New Roman"/>
+          <w:b/>
+          <w:bCs/>
+          <w:kern w:val="0"/>
+          <w:sz w:val="28"/>
+          <w:szCs w:val="28"/>
+          <w:lang w:eastAsia="ru-RU"/>
+          <w14:ligatures w14:val="none"/>
+        </w:rPr>
+        <w:t>р</w:t>
+      </w:r>
+      <w:r>
+        <w:rPr>
+          <w:rFonts w:ascii="Times New Roman" w:eastAsia="Times New Roman" w:hAnsi="Times New Roman" w:cs="Times New Roman"/>
+          <w:b/>
+          <w:bCs/>
+          <w:kern w:val="0"/>
+          <w:sz w:val="28"/>
+          <w:szCs w:val="28"/>
+          <w:lang w:eastAsia="ru-RU"/>
+          <w14:ligatures w14:val="none"/>
+        </w:rPr>
+        <w:t>азмер маски)</w:t>
+      </w:r>
+      <w:r>
+        <w:rPr>
+          <w:rFonts w:ascii="Times New Roman" w:eastAsia="Times New Roman" w:hAnsi="Times New Roman" w:cs="Times New Roman"/>
+          <w:kern w:val="0"/>
+          <w:sz w:val="28"/>
+          <w:szCs w:val="28"/>
+          <w:lang w:eastAsia="ru-RU"/>
+          <w14:ligatures w14:val="none"/>
+        </w:rPr>
+        <w:t xml:space="preserve"> </w:t>
+      </w:r>
+      <w:r>
+        <w:rPr>
+          <w:rFonts w:ascii="Times New Roman" w:eastAsia="Times New Roman" w:hAnsi="Times New Roman" w:cs="Times New Roman"/>
+          <w:kern w:val="0"/>
+          <w:sz w:val="28"/>
+          <w:szCs w:val="28"/>
+          <w:lang w:eastAsia="ru-RU"/>
+          <w14:ligatures w14:val="none"/>
+        </w:rPr>
+        <w:t xml:space="preserve">— </w:t>
+      </w:r>
+      <w:r>
+        <w:rPr>
+          <w:rFonts w:ascii="Times New Roman" w:eastAsia="Times New Roman" w:hAnsi="Times New Roman" w:cs="Times New Roman"/>
+          <w:kern w:val="0"/>
+          <w:sz w:val="28"/>
+          <w:szCs w:val="28"/>
+          <w:lang w:eastAsia="ru-RU"/>
+          <w14:ligatures w14:val="none"/>
+        </w:rPr>
+        <w:t xml:space="preserve">количество пикселей, которое занимает маска этой буквы (обычно равно w * h), </w:t>
+      </w:r>
+      <w:r>
+        <w:rPr>
+          <w:rFonts w:ascii="Times New Roman" w:eastAsia="Times New Roman" w:hAnsi="Times New Roman" w:cs="Times New Roman"/>
+          <w:kern w:val="0"/>
+          <w:sz w:val="28"/>
+          <w:szCs w:val="28"/>
+          <w:lang w:eastAsia="ru-RU"/>
+          <w14:ligatures w14:val="none"/>
+        </w:rPr>
+        <w:t>нужен, чтобы понимать,</w:t>
+      </w:r>
+      <w:r>
+        <w:rPr>
+          <w:rFonts w:ascii="Times New Roman" w:eastAsia="Times New Roman" w:hAnsi="Times New Roman" w:cs="Times New Roman"/>
+          <w:kern w:val="0"/>
+          <w:sz w:val="28"/>
+          <w:szCs w:val="28"/>
+          <w:lang w:eastAsia="ru-RU"/>
+          <w14:ligatures w14:val="none"/>
+        </w:rPr>
+        <w:t xml:space="preserve"> сколько байт данных нужно прочитать из памяти для отображения символа.</w:t>
+      </w:r>
+    </w:p>
+    <w:p>
+      <w:pPr>
+        <w:spacing w:line="360" w:lineRule="auto"/>
+        <w:outlineLvl w:val="3"/>
+        <w:rPr>
+          <w:rFonts w:ascii="Times New Roman" w:eastAsia="Times New Roman" w:hAnsi="Times New Roman" w:cs="Times New Roman"/>
+          <w:kern w:val="0"/>
+          <w:sz w:val="28"/>
+          <w:szCs w:val="28"/>
+          <w:lang w:eastAsia="ru-RU"/>
+          <w14:ligatures w14:val="none"/>
+        </w:rPr>
+      </w:pPr>
+    </w:p>
+    <w:p>
+      <w:pPr>
         <w:spacing w:line="360" w:lineRule="auto"/>
         <w:jc w:val="center"/>
         <w:outlineLvl w:val="3"/>
@@ -2107,7 +3150,6 @@
           <w:lang w:eastAsia="ru-RU"/>
           <w14:ligatures w14:val="none"/>
         </w:rPr>
-        <w:lastRenderedPageBreak/>
         <w:t>Схема &lt;</w:t>
       </w:r>
       <w:r>
@@ -3054,31 +4096,7 @@
                 <w:lang w:eastAsia="ru-RU"/>
                 <w14:ligatures w14:val="none"/>
               </w:rPr>
-              <w:t>Отступ в массиве символов &lt;</w:t>
-            </w:r>
-            <w:proofErr w:type="spellStart"/>
-            <w:r>
-              <w:rPr>
-                <w:rFonts w:ascii="Times New Roman" w:eastAsia="Times New Roman" w:hAnsi="Times New Roman" w:cs="Times New Roman"/>
-                <w:kern w:val="0"/>
-                <w:sz w:val="28"/>
-                <w:szCs w:val="28"/>
-                <w:lang w:eastAsia="ru-RU"/>
-                <w14:ligatures w14:val="none"/>
-              </w:rPr>
-              <w:t>data</w:t>
-            </w:r>
-            <w:proofErr w:type="spellEnd"/>
-            <w:r>
-              <w:rPr>
-                <w:rFonts w:ascii="Times New Roman" w:eastAsia="Times New Roman" w:hAnsi="Times New Roman" w:cs="Times New Roman"/>
-                <w:kern w:val="0"/>
-                <w:sz w:val="28"/>
-                <w:szCs w:val="28"/>
-                <w:lang w:eastAsia="ru-RU"/>
-                <w14:ligatures w14:val="none"/>
-              </w:rPr>
-              <w:t>&gt; для этой строки</w:t>
+              <w:t>Отступ в массиве символов &lt;data&gt; для этой строки</w:t>
             </w:r>
           </w:p>
         </w:tc>
@@ -3359,9 +4377,704 @@
 </w:document>
 </file>
 
+<file path=word/endnotes.xml><?xml version="1.0" encoding="utf-8"?>
+<w:endnotes xmlns:wpc="http://schemas.microsoft.com/office/word/2010/wordprocessingCanvas" xmlns:cx="http://schemas.microsoft.com/office/drawing/2014/chartex" xmlns:cx1="http://schemas.microsoft.com/office/drawing/2015/9/8/chartex" xmlns:cx2="http://schemas.microsoft.com/office/drawing/2015/10/21/chartex" xmlns:cx3="http://schemas.microsoft.com/office/drawing/2016/5/9/chartex" xmlns:cx4="http://schemas.microsoft.com/office/drawing/2016/5/10/chartex" xmlns:cx5="http://schemas.microsoft.com/office/drawing/2016/5/11/chartex" xmlns:cx6="http://schemas.microsoft.com/office/drawing/2016/5/12/chartex" xmlns:cx7="http://schemas.microsoft.com/office/drawing/2016/5/13/chartex" xmlns:cx8="http://schemas.microsoft.com/office/drawing/2016/5/14/chartex" xmlns:mc="http://schemas.openxmlformats.org/markup-compatibility/2006" xmlns:m="http://schemas.openxmlformats.org/officeDocument/2006/math" xmlns:aink="http://schemas.microsoft.com/office/drawing/2016/ink" xmlns:am3d="http://schemas.microsoft.com/office/drawing/2017/model3d" xmlns:oel="http://schemas.microsoft.com/office/2019/extlst" xmlns:r="http://schemas.openxmlformats.org/officeDocument/2006/relationships" xmlns:wp14="http://schemas.microsoft.com/office/word/2010/wordprocessingDrawing" xmlns:wp="http://schemas.openxmlformats.org/drawingml/2006/wordprocessingDrawing" xmlns:wpg="http://schemas.microsoft.com/office/word/2010/wordprocessingGroup" xmlns:wpi="http://schemas.microsoft.com/office/word/2010/wordprocessingInk" xmlns:wps="http://schemas.microsoft.com/office/word/2010/wordprocessingShape" xmlns:o="urn:schemas-microsoft-com:office:office" xmlns:v="urn:schemas-microsoft-com:vml" xmlns:w10="urn:schemas-microsoft-com:office:word" xmlns:w="http://schemas.openxmlformats.org/wordprocessingml/2006/main" xmlns:w14="http://schemas.microsoft.com/office/word/2010/wordml" xmlns:w15="http://schemas.microsoft.com/office/word/2012/wordml" xmlns:w16cex="http://schemas.microsoft.com/office/word/2018/wordml/cex" xmlns:w16cid="http://schemas.microsoft.com/office/word/2016/wordml/cid" xmlns:w16="http://schemas.microsoft.com/office/word/2018/wordml" xmlns:w16sdtdh="http://schemas.microsoft.com/office/word/2020/wordml/sdtdatahash" xmlns:w16sdtfl="http://schemas.microsoft.com/office/word/2024/wordml/sdtformatlock" xmlns:w16se="http://schemas.microsoft.com/office/word/2015/wordml/symex" xmlns:w16du="http://schemas.microsoft.com/office/word/2023/wordml/word16du" xmlns:wne="http://schemas.microsoft.com/office/word/2006/wordml" mc:Ignorable="w14 w15 w16se w16cid w16 w16cex w16sdtdh w16sdtfl w16du wp14">
+  <w:endnote w:type="separator" w:id="-1">
+    <w:p>
+      <w:pPr>
+        <w:spacing w:after="0" w:line="240" w:lineRule="auto"/>
+      </w:pPr>
+      <w:r>
+        <w:separator/>
+      </w:r>
+    </w:p>
+  </w:endnote>
+  <w:endnote w:type="continuationSeparator" w:id="0">
+    <w:p>
+      <w:pPr>
+        <w:spacing w:after="0" w:line="240" w:lineRule="auto"/>
+      </w:pPr>
+      <w:r>
+        <w:continuationSeparator/>
+      </w:r>
+    </w:p>
+  </w:endnote>
+</w:endnotes>
+</file>
+
+<file path=word/footnotes.xml><?xml version="1.0" encoding="utf-8"?>
+<w:footnotes xmlns:wpc="http://schemas.microsoft.com/office/word/2010/wordprocessingCanvas" xmlns:cx="http://schemas.microsoft.com/office/drawing/2014/chartex" xmlns:cx1="http://schemas.microsoft.com/office/drawing/2015/9/8/chartex" xmlns:cx2="http://schemas.microsoft.com/office/drawing/2015/10/21/chartex" xmlns:cx3="http://schemas.microsoft.com/office/drawing/2016/5/9/chartex" xmlns:cx4="http://schemas.microsoft.com/office/drawing/2016/5/10/chartex" xmlns:cx5="http://schemas.microsoft.com/office/drawing/2016/5/11/chartex" xmlns:cx6="http://schemas.microsoft.com/office/drawing/2016/5/12/chartex" xmlns:cx7="http://schemas.microsoft.com/office/drawing/2016/5/13/chartex" xmlns:cx8="http://schemas.microsoft.com/office/drawing/2016/5/14/chartex" xmlns:mc="http://schemas.openxmlformats.org/markup-compatibility/2006" xmlns:m="http://schemas.openxmlformats.org/officeDocument/2006/math" xmlns:aink="http://schemas.microsoft.com/office/drawing/2016/ink" xmlns:am3d="http://schemas.microsoft.com/office/drawing/2017/model3d" xmlns:oel="http://schemas.microsoft.com/office/2019/extlst" xmlns:r="http://schemas.openxmlformats.org/officeDocument/2006/relationships" xmlns:wp14="http://schemas.microsoft.com/office/word/2010/wordprocessingDrawing" xmlns:wp="http://schemas.openxmlformats.org/drawingml/2006/wordprocessingDrawing" xmlns:wpg="http://schemas.microsoft.com/office/word/2010/wordprocessingGroup" xmlns:wpi="http://schemas.microsoft.com/office/word/2010/wordprocessingInk" xmlns:wps="http://schemas.microsoft.com/office/word/2010/wordprocessingShape" xmlns:o="urn:schemas-microsoft-com:office:office" xmlns:v="urn:schemas-microsoft-com:vml" xmlns:w10="urn:schemas-microsoft-com:office:word" xmlns:w="http://schemas.openxmlformats.org/wordprocessingml/2006/main" xmlns:w14="http://schemas.microsoft.com/office/word/2010/wordml" xmlns:w15="http://schemas.microsoft.com/office/word/2012/wordml" xmlns:w16cex="http://schemas.microsoft.com/office/word/2018/wordml/cex" xmlns:w16cid="http://schemas.microsoft.com/office/word/2016/wordml/cid" xmlns:w16="http://schemas.microsoft.com/office/word/2018/wordml" xmlns:w16sdtdh="http://schemas.microsoft.com/office/word/2020/wordml/sdtdatahash" xmlns:w16sdtfl="http://schemas.microsoft.com/office/word/2024/wordml/sdtformatlock" xmlns:w16se="http://schemas.microsoft.com/office/word/2015/wordml/symex" xmlns:w16du="http://schemas.microsoft.com/office/word/2023/wordml/word16du" xmlns:wne="http://schemas.microsoft.com/office/word/2006/wordml" mc:Ignorable="w14 w15 w16se w16cid w16 w16cex w16sdtdh w16sdtfl w16du wp14">
+  <w:footnote w:type="separator" w:id="-1">
+    <w:p>
+      <w:pPr>
+        <w:spacing w:after="0" w:line="240" w:lineRule="auto"/>
+      </w:pPr>
+      <w:r>
+        <w:separator/>
+      </w:r>
+    </w:p>
+  </w:footnote>
+  <w:footnote w:type="continuationSeparator" w:id="0">
+    <w:p>
+      <w:pPr>
+        <w:spacing w:after="0" w:line="240" w:lineRule="auto"/>
+      </w:pPr>
+      <w:r>
+        <w:continuationSeparator/>
+      </w:r>
+    </w:p>
+  </w:footnote>
+</w:footnotes>
+</file>
+
 <file path=word/numbering.xml><?xml version="1.0" encoding="utf-8"?>
 <w:numbering xmlns:wpc="http://schemas.microsoft.com/office/word/2010/wordprocessingCanvas" xmlns:cx="http://schemas.microsoft.com/office/drawing/2014/chartex" xmlns:cx1="http://schemas.microsoft.com/office/drawing/2015/9/8/chartex" xmlns:cx2="http://schemas.microsoft.com/office/drawing/2015/10/21/chartex" xmlns:cx3="http://schemas.microsoft.com/office/drawing/2016/5/9/chartex" xmlns:cx4="http://schemas.microsoft.com/office/drawing/2016/5/10/chartex" xmlns:cx5="http://schemas.microsoft.com/office/drawing/2016/5/11/chartex" xmlns:cx6="http://schemas.microsoft.com/office/drawing/2016/5/12/chartex" xmlns:cx7="http://schemas.microsoft.com/office/drawing/2016/5/13/chartex" xmlns:cx8="http://schemas.microsoft.com/office/drawing/2016/5/14/chartex" xmlns:mc="http://schemas.openxmlformats.org/markup-compatibility/2006" xmlns:m="http://schemas.openxmlformats.org/officeDocument/2006/math" xmlns:aink="http://schemas.microsoft.com/office/drawing/2016/ink" xmlns:am3d="http://schemas.microsoft.com/office/drawing/2017/model3d" xmlns:oel="http://schemas.microsoft.com/office/2019/extlst" xmlns:r="http://schemas.openxmlformats.org/officeDocument/2006/relationships" xmlns:wp14="http://schemas.microsoft.com/office/word/2010/wordprocessingDrawing" xmlns:wp="http://schemas.openxmlformats.org/drawingml/2006/wordprocessingDrawing" xmlns:wpg="http://schemas.microsoft.com/office/word/2010/wordprocessingGroup" xmlns:wpi="http://schemas.microsoft.com/office/word/2010/wordprocessingInk" xmlns:wps="http://schemas.microsoft.com/office/word/2010/wordprocessingShape" xmlns:o="urn:schemas-microsoft-com:office:office" xmlns:v="urn:schemas-microsoft-com:vml" xmlns:w10="urn:schemas-microsoft-com:office:word" xmlns:w="http://schemas.openxmlformats.org/wordprocessingml/2006/main" xmlns:w14="http://schemas.microsoft.com/office/word/2010/wordml" xmlns:w15="http://schemas.microsoft.com/office/word/2012/wordml" xmlns:w16cex="http://schemas.microsoft.com/office/word/2018/wordml/cex" xmlns:w16cid="http://schemas.microsoft.com/office/word/2016/wordml/cid" xmlns:w16="http://schemas.microsoft.com/office/word/2018/wordml" xmlns:w16sdtdh="http://schemas.microsoft.com/office/word/2020/wordml/sdtdatahash" xmlns:w16sdtfl="http://schemas.microsoft.com/office/word/2024/wordml/sdtformatlock" xmlns:w16se="http://schemas.microsoft.com/office/word/2015/wordml/symex" xmlns:w16du="http://schemas.microsoft.com/office/word/2023/wordml/word16du" xmlns:wne="http://schemas.microsoft.com/office/word/2006/wordml" mc:Ignorable="w14 w15 w16se w16cid w16 w16cex w16sdtdh w16sdtfl w16du wp14">
   <w:abstractNum w:abstractNumId="0" w15:restartNumberingAfterBreak="0">
+    <w:nsid w:val="13E73E66"/>
+    <w:multiLevelType w:val="hybridMultilevel"/>
+    <w:tmpl w:val="3AB8222A"/>
+    <w:lvl w:ilvl="0" w:tplc="0419000F">
+      <w:start w:val="1"/>
+      <w:numFmt w:val="decimal"/>
+      <w:lvlText w:val="%1."/>
+      <w:lvlJc w:val="left"/>
+      <w:pPr>
+        <w:ind w:left="720" w:hanging="360"/>
+      </w:pPr>
+    </w:lvl>
+    <w:lvl w:ilvl="1" w:tplc="04190019" w:tentative="1">
+      <w:start w:val="1"/>
+      <w:numFmt w:val="lowerLetter"/>
+      <w:lvlText w:val="%2."/>
+      <w:lvlJc w:val="left"/>
+      <w:pPr>
+        <w:ind w:left="1440" w:hanging="360"/>
+      </w:pPr>
+    </w:lvl>
+    <w:lvl w:ilvl="2" w:tplc="0419001B" w:tentative="1">
+      <w:start w:val="1"/>
+      <w:numFmt w:val="lowerRoman"/>
+      <w:lvlText w:val="%3."/>
+      <w:lvlJc w:val="right"/>
+      <w:pPr>
+        <w:ind w:left="2160" w:hanging="180"/>
+      </w:pPr>
+    </w:lvl>
+    <w:lvl w:ilvl="3" w:tplc="0419000F" w:tentative="1">
+      <w:start w:val="1"/>
+      <w:numFmt w:val="decimal"/>
+      <w:lvlText w:val="%4."/>
+      <w:lvlJc w:val="left"/>
+      <w:pPr>
+        <w:ind w:left="2880" w:hanging="360"/>
+      </w:pPr>
+    </w:lvl>
+    <w:lvl w:ilvl="4" w:tplc="04190019" w:tentative="1">
+      <w:start w:val="1"/>
+      <w:numFmt w:val="lowerLetter"/>
+      <w:lvlText w:val="%5."/>
+      <w:lvlJc w:val="left"/>
+      <w:pPr>
+        <w:ind w:left="3600" w:hanging="360"/>
+      </w:pPr>
+    </w:lvl>
+    <w:lvl w:ilvl="5" w:tplc="0419001B" w:tentative="1">
+      <w:start w:val="1"/>
+      <w:numFmt w:val="lowerRoman"/>
+      <w:lvlText w:val="%6."/>
+      <w:lvlJc w:val="right"/>
+      <w:pPr>
+        <w:ind w:left="4320" w:hanging="180"/>
+      </w:pPr>
+    </w:lvl>
+    <w:lvl w:ilvl="6" w:tplc="0419000F" w:tentative="1">
+      <w:start w:val="1"/>
+      <w:numFmt w:val="decimal"/>
+      <w:lvlText w:val="%7."/>
+      <w:lvlJc w:val="left"/>
+      <w:pPr>
+        <w:ind w:left="5040" w:hanging="360"/>
+      </w:pPr>
+    </w:lvl>
+    <w:lvl w:ilvl="7" w:tplc="04190019" w:tentative="1">
+      <w:start w:val="1"/>
+      <w:numFmt w:val="lowerLetter"/>
+      <w:lvlText w:val="%8."/>
+      <w:lvlJc w:val="left"/>
+      <w:pPr>
+        <w:ind w:left="5760" w:hanging="360"/>
+      </w:pPr>
+    </w:lvl>
+    <w:lvl w:ilvl="8" w:tplc="0419001B" w:tentative="1">
+      <w:start w:val="1"/>
+      <w:numFmt w:val="lowerRoman"/>
+      <w:lvlText w:val="%9."/>
+      <w:lvlJc w:val="right"/>
+      <w:pPr>
+        <w:ind w:left="6480" w:hanging="180"/>
+      </w:pPr>
+    </w:lvl>
+  </w:abstractNum>
+  <w:abstractNum w:abstractNumId="1" w15:restartNumberingAfterBreak="0">
+    <w:nsid w:val="15547053"/>
+    <w:multiLevelType w:val="multilevel"/>
+    <w:tmpl w:val="D0E2ECB4"/>
+    <w:lvl w:ilvl="0">
+      <w:start w:val="1"/>
+      <w:numFmt w:val="bullet"/>
+      <w:lvlText w:val=""/>
+      <w:lvlJc w:val="left"/>
+      <w:pPr>
+        <w:tabs>
+          <w:tab w:val="num" w:pos="720"/>
+        </w:tabs>
+        <w:ind w:left="720" w:hanging="360"/>
+      </w:pPr>
+      <w:rPr>
+        <w:rFonts w:ascii="Symbol" w:hAnsi="Symbol" w:hint="default"/>
+        <w:sz w:val="20"/>
+      </w:rPr>
+    </w:lvl>
+    <w:lvl w:ilvl="1" w:tentative="1">
+      <w:start w:val="1"/>
+      <w:numFmt w:val="bullet"/>
+      <w:lvlText w:val="o"/>
+      <w:lvlJc w:val="left"/>
+      <w:pPr>
+        <w:tabs>
+          <w:tab w:val="num" w:pos="1440"/>
+        </w:tabs>
+        <w:ind w:left="1440" w:hanging="360"/>
+      </w:pPr>
+      <w:rPr>
+        <w:rFonts w:ascii="Courier New" w:hAnsi="Courier New" w:hint="default"/>
+        <w:sz w:val="20"/>
+      </w:rPr>
+    </w:lvl>
+    <w:lvl w:ilvl="2" w:tentative="1">
+      <w:start w:val="1"/>
+      <w:numFmt w:val="bullet"/>
+      <w:lvlText w:val=""/>
+      <w:lvlJc w:val="left"/>
+      <w:pPr>
+        <w:tabs>
+          <w:tab w:val="num" w:pos="2160"/>
+        </w:tabs>
+        <w:ind w:left="2160" w:hanging="360"/>
+      </w:pPr>
+      <w:rPr>
+        <w:rFonts w:ascii="Wingdings" w:hAnsi="Wingdings" w:hint="default"/>
+        <w:sz w:val="20"/>
+      </w:rPr>
+    </w:lvl>
+    <w:lvl w:ilvl="3" w:tentative="1">
+      <w:start w:val="1"/>
+      <w:numFmt w:val="bullet"/>
+      <w:lvlText w:val=""/>
+      <w:lvlJc w:val="left"/>
+      <w:pPr>
+        <w:tabs>
+          <w:tab w:val="num" w:pos="2880"/>
+        </w:tabs>
+        <w:ind w:left="2880" w:hanging="360"/>
+      </w:pPr>
+      <w:rPr>
+        <w:rFonts w:ascii="Wingdings" w:hAnsi="Wingdings" w:hint="default"/>
+        <w:sz w:val="20"/>
+      </w:rPr>
+    </w:lvl>
+    <w:lvl w:ilvl="4" w:tentative="1">
+      <w:start w:val="1"/>
+      <w:numFmt w:val="bullet"/>
+      <w:lvlText w:val=""/>
+      <w:lvlJc w:val="left"/>
+      <w:pPr>
+        <w:tabs>
+          <w:tab w:val="num" w:pos="3600"/>
+        </w:tabs>
+        <w:ind w:left="3600" w:hanging="360"/>
+      </w:pPr>
+      <w:rPr>
+        <w:rFonts w:ascii="Wingdings" w:hAnsi="Wingdings" w:hint="default"/>
+        <w:sz w:val="20"/>
+      </w:rPr>
+    </w:lvl>
+    <w:lvl w:ilvl="5" w:tentative="1">
+      <w:start w:val="1"/>
+      <w:numFmt w:val="bullet"/>
+      <w:lvlText w:val=""/>
+      <w:lvlJc w:val="left"/>
+      <w:pPr>
+        <w:tabs>
+          <w:tab w:val="num" w:pos="4320"/>
+        </w:tabs>
+        <w:ind w:left="4320" w:hanging="360"/>
+      </w:pPr>
+      <w:rPr>
+        <w:rFonts w:ascii="Wingdings" w:hAnsi="Wingdings" w:hint="default"/>
+        <w:sz w:val="20"/>
+      </w:rPr>
+    </w:lvl>
+    <w:lvl w:ilvl="6" w:tentative="1">
+      <w:start w:val="1"/>
+      <w:numFmt w:val="bullet"/>
+      <w:lvlText w:val=""/>
+      <w:lvlJc w:val="left"/>
+      <w:pPr>
+        <w:tabs>
+          <w:tab w:val="num" w:pos="5040"/>
+        </w:tabs>
+        <w:ind w:left="5040" w:hanging="360"/>
+      </w:pPr>
+      <w:rPr>
+        <w:rFonts w:ascii="Wingdings" w:hAnsi="Wingdings" w:hint="default"/>
+        <w:sz w:val="20"/>
+      </w:rPr>
+    </w:lvl>
+    <w:lvl w:ilvl="7" w:tentative="1">
+      <w:start w:val="1"/>
+      <w:numFmt w:val="bullet"/>
+      <w:lvlText w:val=""/>
+      <w:lvlJc w:val="left"/>
+      <w:pPr>
+        <w:tabs>
+          <w:tab w:val="num" w:pos="5760"/>
+        </w:tabs>
+        <w:ind w:left="5760" w:hanging="360"/>
+      </w:pPr>
+      <w:rPr>
+        <w:rFonts w:ascii="Wingdings" w:hAnsi="Wingdings" w:hint="default"/>
+        <w:sz w:val="20"/>
+      </w:rPr>
+    </w:lvl>
+    <w:lvl w:ilvl="8" w:tentative="1">
+      <w:start w:val="1"/>
+      <w:numFmt w:val="bullet"/>
+      <w:lvlText w:val=""/>
+      <w:lvlJc w:val="left"/>
+      <w:pPr>
+        <w:tabs>
+          <w:tab w:val="num" w:pos="6480"/>
+        </w:tabs>
+        <w:ind w:left="6480" w:hanging="360"/>
+      </w:pPr>
+      <w:rPr>
+        <w:rFonts w:ascii="Wingdings" w:hAnsi="Wingdings" w:hint="default"/>
+        <w:sz w:val="20"/>
+      </w:rPr>
+    </w:lvl>
+  </w:abstractNum>
+  <w:abstractNum w:abstractNumId="2" w15:restartNumberingAfterBreak="0">
+    <w:nsid w:val="188425DF"/>
+    <w:multiLevelType w:val="hybridMultilevel"/>
+    <w:tmpl w:val="E06A02FA"/>
+    <w:lvl w:ilvl="0" w:tplc="2F6ED856">
+      <w:numFmt w:val="bullet"/>
+      <w:lvlText w:val=""/>
+      <w:lvlJc w:val="left"/>
+      <w:pPr>
+        <w:ind w:left="720" w:hanging="360"/>
+      </w:pPr>
+      <w:rPr>
+        <w:rFonts w:ascii="Times New Roman" w:eastAsia="Times New Roman" w:hAnsi="Times New Roman" w:cs="Times New Roman" w:hint="default"/>
+      </w:rPr>
+    </w:lvl>
+    <w:lvl w:ilvl="1" w:tplc="04190003" w:tentative="1">
+      <w:start w:val="1"/>
+      <w:numFmt w:val="bullet"/>
+      <w:lvlText w:val="o"/>
+      <w:lvlJc w:val="left"/>
+      <w:pPr>
+        <w:ind w:left="1440" w:hanging="360"/>
+      </w:pPr>
+      <w:rPr>
+        <w:rFonts w:ascii="Courier New" w:hAnsi="Courier New" w:cs="Courier New" w:hint="default"/>
+      </w:rPr>
+    </w:lvl>
+    <w:lvl w:ilvl="2" w:tplc="04190005" w:tentative="1">
+      <w:start w:val="1"/>
+      <w:numFmt w:val="bullet"/>
+      <w:lvlText w:val=""/>
+      <w:lvlJc w:val="left"/>
+      <w:pPr>
+        <w:ind w:left="2160" w:hanging="360"/>
+      </w:pPr>
+      <w:rPr>
+        <w:rFonts w:ascii="Wingdings" w:hAnsi="Wingdings" w:hint="default"/>
+      </w:rPr>
+    </w:lvl>
+    <w:lvl w:ilvl="3" w:tplc="04190001" w:tentative="1">
+      <w:start w:val="1"/>
+      <w:numFmt w:val="bullet"/>
+      <w:lvlText w:val=""/>
+      <w:lvlJc w:val="left"/>
+      <w:pPr>
+        <w:ind w:left="2880" w:hanging="360"/>
+      </w:pPr>
+      <w:rPr>
+        <w:rFonts w:ascii="Symbol" w:hAnsi="Symbol" w:hint="default"/>
+      </w:rPr>
+    </w:lvl>
+    <w:lvl w:ilvl="4" w:tplc="04190003" w:tentative="1">
+      <w:start w:val="1"/>
+      <w:numFmt w:val="bullet"/>
+      <w:lvlText w:val="o"/>
+      <w:lvlJc w:val="left"/>
+      <w:pPr>
+        <w:ind w:left="3600" w:hanging="360"/>
+      </w:pPr>
+      <w:rPr>
+        <w:rFonts w:ascii="Courier New" w:hAnsi="Courier New" w:cs="Courier New" w:hint="default"/>
+      </w:rPr>
+    </w:lvl>
+    <w:lvl w:ilvl="5" w:tplc="04190005" w:tentative="1">
+      <w:start w:val="1"/>
+      <w:numFmt w:val="bullet"/>
+      <w:lvlText w:val=""/>
+      <w:lvlJc w:val="left"/>
+      <w:pPr>
+        <w:ind w:left="4320" w:hanging="360"/>
+      </w:pPr>
+      <w:rPr>
+        <w:rFonts w:ascii="Wingdings" w:hAnsi="Wingdings" w:hint="default"/>
+      </w:rPr>
+    </w:lvl>
+    <w:lvl w:ilvl="6" w:tplc="04190001" w:tentative="1">
+      <w:start w:val="1"/>
+      <w:numFmt w:val="bullet"/>
+      <w:lvlText w:val=""/>
+      <w:lvlJc w:val="left"/>
+      <w:pPr>
+        <w:ind w:left="5040" w:hanging="360"/>
+      </w:pPr>
+      <w:rPr>
+        <w:rFonts w:ascii="Symbol" w:hAnsi="Symbol" w:hint="default"/>
+      </w:rPr>
+    </w:lvl>
+    <w:lvl w:ilvl="7" w:tplc="04190003" w:tentative="1">
+      <w:start w:val="1"/>
+      <w:numFmt w:val="bullet"/>
+      <w:lvlText w:val="o"/>
+      <w:lvlJc w:val="left"/>
+      <w:pPr>
+        <w:ind w:left="5760" w:hanging="360"/>
+      </w:pPr>
+      <w:rPr>
+        <w:rFonts w:ascii="Courier New" w:hAnsi="Courier New" w:cs="Courier New" w:hint="default"/>
+      </w:rPr>
+    </w:lvl>
+    <w:lvl w:ilvl="8" w:tplc="04190005" w:tentative="1">
+      <w:start w:val="1"/>
+      <w:numFmt w:val="bullet"/>
+      <w:lvlText w:val=""/>
+      <w:lvlJc w:val="left"/>
+      <w:pPr>
+        <w:ind w:left="6480" w:hanging="360"/>
+      </w:pPr>
+      <w:rPr>
+        <w:rFonts w:ascii="Wingdings" w:hAnsi="Wingdings" w:hint="default"/>
+      </w:rPr>
+    </w:lvl>
+  </w:abstractNum>
+  <w:abstractNum w:abstractNumId="3" w15:restartNumberingAfterBreak="0">
+    <w:nsid w:val="189260F3"/>
+    <w:multiLevelType w:val="multilevel"/>
+    <w:tmpl w:val="2820AAB6"/>
+    <w:lvl w:ilvl="0">
+      <w:start w:val="1"/>
+      <w:numFmt w:val="bullet"/>
+      <w:lvlText w:val=""/>
+      <w:lvlJc w:val="left"/>
+      <w:pPr>
+        <w:tabs>
+          <w:tab w:val="num" w:pos="720"/>
+        </w:tabs>
+        <w:ind w:left="720" w:hanging="360"/>
+      </w:pPr>
+      <w:rPr>
+        <w:rFonts w:ascii="Symbol" w:hAnsi="Symbol" w:hint="default"/>
+        <w:sz w:val="20"/>
+      </w:rPr>
+    </w:lvl>
+    <w:lvl w:ilvl="1" w:tentative="1">
+      <w:start w:val="1"/>
+      <w:numFmt w:val="bullet"/>
+      <w:lvlText w:val="o"/>
+      <w:lvlJc w:val="left"/>
+      <w:pPr>
+        <w:tabs>
+          <w:tab w:val="num" w:pos="1440"/>
+        </w:tabs>
+        <w:ind w:left="1440" w:hanging="360"/>
+      </w:pPr>
+      <w:rPr>
+        <w:rFonts w:ascii="Courier New" w:hAnsi="Courier New" w:hint="default"/>
+        <w:sz w:val="20"/>
+      </w:rPr>
+    </w:lvl>
+    <w:lvl w:ilvl="2" w:tentative="1">
+      <w:start w:val="1"/>
+      <w:numFmt w:val="bullet"/>
+      <w:lvlText w:val=""/>
+      <w:lvlJc w:val="left"/>
+      <w:pPr>
+        <w:tabs>
+          <w:tab w:val="num" w:pos="2160"/>
+        </w:tabs>
+        <w:ind w:left="2160" w:hanging="360"/>
+      </w:pPr>
+      <w:rPr>
+        <w:rFonts w:ascii="Wingdings" w:hAnsi="Wingdings" w:hint="default"/>
+        <w:sz w:val="20"/>
+      </w:rPr>
+    </w:lvl>
+    <w:lvl w:ilvl="3" w:tentative="1">
+      <w:start w:val="1"/>
+      <w:numFmt w:val="bullet"/>
+      <w:lvlText w:val=""/>
+      <w:lvlJc w:val="left"/>
+      <w:pPr>
+        <w:tabs>
+          <w:tab w:val="num" w:pos="2880"/>
+        </w:tabs>
+        <w:ind w:left="2880" w:hanging="360"/>
+      </w:pPr>
+      <w:rPr>
+        <w:rFonts w:ascii="Wingdings" w:hAnsi="Wingdings" w:hint="default"/>
+        <w:sz w:val="20"/>
+      </w:rPr>
+    </w:lvl>
+    <w:lvl w:ilvl="4" w:tentative="1">
+      <w:start w:val="1"/>
+      <w:numFmt w:val="bullet"/>
+      <w:lvlText w:val=""/>
+      <w:lvlJc w:val="left"/>
+      <w:pPr>
+        <w:tabs>
+          <w:tab w:val="num" w:pos="3600"/>
+        </w:tabs>
+        <w:ind w:left="3600" w:hanging="360"/>
+      </w:pPr>
+      <w:rPr>
+        <w:rFonts w:ascii="Wingdings" w:hAnsi="Wingdings" w:hint="default"/>
+        <w:sz w:val="20"/>
+      </w:rPr>
+    </w:lvl>
+    <w:lvl w:ilvl="5" w:tentative="1">
+      <w:start w:val="1"/>
+      <w:numFmt w:val="bullet"/>
+      <w:lvlText w:val=""/>
+      <w:lvlJc w:val="left"/>
+      <w:pPr>
+        <w:tabs>
+          <w:tab w:val="num" w:pos="4320"/>
+        </w:tabs>
+        <w:ind w:left="4320" w:hanging="360"/>
+      </w:pPr>
+      <w:rPr>
+        <w:rFonts w:ascii="Wingdings" w:hAnsi="Wingdings" w:hint="default"/>
+        <w:sz w:val="20"/>
+      </w:rPr>
+    </w:lvl>
+    <w:lvl w:ilvl="6" w:tentative="1">
+      <w:start w:val="1"/>
+      <w:numFmt w:val="bullet"/>
+      <w:lvlText w:val=""/>
+      <w:lvlJc w:val="left"/>
+      <w:pPr>
+        <w:tabs>
+          <w:tab w:val="num" w:pos="5040"/>
+        </w:tabs>
+        <w:ind w:left="5040" w:hanging="360"/>
+      </w:pPr>
+      <w:rPr>
+        <w:rFonts w:ascii="Wingdings" w:hAnsi="Wingdings" w:hint="default"/>
+        <w:sz w:val="20"/>
+      </w:rPr>
+    </w:lvl>
+    <w:lvl w:ilvl="7" w:tentative="1">
+      <w:start w:val="1"/>
+      <w:numFmt w:val="bullet"/>
+      <w:lvlText w:val=""/>
+      <w:lvlJc w:val="left"/>
+      <w:pPr>
+        <w:tabs>
+          <w:tab w:val="num" w:pos="5760"/>
+        </w:tabs>
+        <w:ind w:left="5760" w:hanging="360"/>
+      </w:pPr>
+      <w:rPr>
+        <w:rFonts w:ascii="Wingdings" w:hAnsi="Wingdings" w:hint="default"/>
+        <w:sz w:val="20"/>
+      </w:rPr>
+    </w:lvl>
+    <w:lvl w:ilvl="8" w:tentative="1">
+      <w:start w:val="1"/>
+      <w:numFmt w:val="bullet"/>
+      <w:lvlText w:val=""/>
+      <w:lvlJc w:val="left"/>
+      <w:pPr>
+        <w:tabs>
+          <w:tab w:val="num" w:pos="6480"/>
+        </w:tabs>
+        <w:ind w:left="6480" w:hanging="360"/>
+      </w:pPr>
+      <w:rPr>
+        <w:rFonts w:ascii="Wingdings" w:hAnsi="Wingdings" w:hint="default"/>
+        <w:sz w:val="20"/>
+      </w:rPr>
+    </w:lvl>
+  </w:abstractNum>
+  <w:abstractNum w:abstractNumId="4" w15:restartNumberingAfterBreak="0">
+    <w:nsid w:val="3E1A2A2A"/>
+    <w:multiLevelType w:val="multilevel"/>
+    <w:tmpl w:val="918884E4"/>
+    <w:lvl w:ilvl="0">
+      <w:start w:val="1"/>
+      <w:numFmt w:val="bullet"/>
+      <w:lvlText w:val=""/>
+      <w:lvlJc w:val="left"/>
+      <w:pPr>
+        <w:tabs>
+          <w:tab w:val="num" w:pos="720"/>
+        </w:tabs>
+        <w:ind w:left="720" w:hanging="360"/>
+      </w:pPr>
+      <w:rPr>
+        <w:rFonts w:ascii="Symbol" w:hAnsi="Symbol" w:hint="default"/>
+        <w:sz w:val="20"/>
+      </w:rPr>
+    </w:lvl>
+    <w:lvl w:ilvl="1" w:tentative="1">
+      <w:start w:val="1"/>
+      <w:numFmt w:val="bullet"/>
+      <w:lvlText w:val="o"/>
+      <w:lvlJc w:val="left"/>
+      <w:pPr>
+        <w:tabs>
+          <w:tab w:val="num" w:pos="1440"/>
+        </w:tabs>
+        <w:ind w:left="1440" w:hanging="360"/>
+      </w:pPr>
+      <w:rPr>
+        <w:rFonts w:ascii="Courier New" w:hAnsi="Courier New" w:hint="default"/>
+        <w:sz w:val="20"/>
+      </w:rPr>
+    </w:lvl>
+    <w:lvl w:ilvl="2" w:tentative="1">
+      <w:start w:val="1"/>
+      <w:numFmt w:val="bullet"/>
+      <w:lvlText w:val=""/>
+      <w:lvlJc w:val="left"/>
+      <w:pPr>
+        <w:tabs>
+          <w:tab w:val="num" w:pos="2160"/>
+        </w:tabs>
+        <w:ind w:left="2160" w:hanging="360"/>
+      </w:pPr>
+      <w:rPr>
+        <w:rFonts w:ascii="Wingdings" w:hAnsi="Wingdings" w:hint="default"/>
+        <w:sz w:val="20"/>
+      </w:rPr>
+    </w:lvl>
+    <w:lvl w:ilvl="3" w:tentative="1">
+      <w:start w:val="1"/>
+      <w:numFmt w:val="bullet"/>
+      <w:lvlText w:val=""/>
+      <w:lvlJc w:val="left"/>
+      <w:pPr>
+        <w:tabs>
+          <w:tab w:val="num" w:pos="2880"/>
+        </w:tabs>
+        <w:ind w:left="2880" w:hanging="360"/>
+      </w:pPr>
+      <w:rPr>
+        <w:rFonts w:ascii="Wingdings" w:hAnsi="Wingdings" w:hint="default"/>
+        <w:sz w:val="20"/>
+      </w:rPr>
+    </w:lvl>
+    <w:lvl w:ilvl="4" w:tentative="1">
+      <w:start w:val="1"/>
+      <w:numFmt w:val="bullet"/>
+      <w:lvlText w:val=""/>
+      <w:lvlJc w:val="left"/>
+      <w:pPr>
+        <w:tabs>
+          <w:tab w:val="num" w:pos="3600"/>
+        </w:tabs>
+        <w:ind w:left="3600" w:hanging="360"/>
+      </w:pPr>
+      <w:rPr>
+        <w:rFonts w:ascii="Wingdings" w:hAnsi="Wingdings" w:hint="default"/>
+        <w:sz w:val="20"/>
+      </w:rPr>
+    </w:lvl>
+    <w:lvl w:ilvl="5" w:tentative="1">
+      <w:start w:val="1"/>
+      <w:numFmt w:val="bullet"/>
+      <w:lvlText w:val=""/>
+      <w:lvlJc w:val="left"/>
+      <w:pPr>
+        <w:tabs>
+          <w:tab w:val="num" w:pos="4320"/>
+        </w:tabs>
+        <w:ind w:left="4320" w:hanging="360"/>
+      </w:pPr>
+      <w:rPr>
+        <w:rFonts w:ascii="Wingdings" w:hAnsi="Wingdings" w:hint="default"/>
+        <w:sz w:val="20"/>
+      </w:rPr>
+    </w:lvl>
+    <w:lvl w:ilvl="6" w:tentative="1">
+      <w:start w:val="1"/>
+      <w:numFmt w:val="bullet"/>
+      <w:lvlText w:val=""/>
+      <w:lvlJc w:val="left"/>
+      <w:pPr>
+        <w:tabs>
+          <w:tab w:val="num" w:pos="5040"/>
+        </w:tabs>
+        <w:ind w:left="5040" w:hanging="360"/>
+      </w:pPr>
+      <w:rPr>
+        <w:rFonts w:ascii="Wingdings" w:hAnsi="Wingdings" w:hint="default"/>
+        <w:sz w:val="20"/>
+      </w:rPr>
+    </w:lvl>
+    <w:lvl w:ilvl="7" w:tentative="1">
+      <w:start w:val="1"/>
+      <w:numFmt w:val="bullet"/>
+      <w:lvlText w:val=""/>
+      <w:lvlJc w:val="left"/>
+      <w:pPr>
+        <w:tabs>
+          <w:tab w:val="num" w:pos="5760"/>
+        </w:tabs>
+        <w:ind w:left="5760" w:hanging="360"/>
+      </w:pPr>
+      <w:rPr>
+        <w:rFonts w:ascii="Wingdings" w:hAnsi="Wingdings" w:hint="default"/>
+        <w:sz w:val="20"/>
+      </w:rPr>
+    </w:lvl>
+    <w:lvl w:ilvl="8" w:tentative="1">
+      <w:start w:val="1"/>
+      <w:numFmt w:val="bullet"/>
+      <w:lvlText w:val=""/>
+      <w:lvlJc w:val="left"/>
+      <w:pPr>
+        <w:tabs>
+          <w:tab w:val="num" w:pos="6480"/>
+        </w:tabs>
+        <w:ind w:left="6480" w:hanging="360"/>
+      </w:pPr>
+      <w:rPr>
+        <w:rFonts w:ascii="Wingdings" w:hAnsi="Wingdings" w:hint="default"/>
+        <w:sz w:val="20"/>
+      </w:rPr>
+    </w:lvl>
+  </w:abstractNum>
+  <w:abstractNum w:abstractNumId="5" w15:restartNumberingAfterBreak="0">
     <w:nsid w:val="477C306B"/>
     <w:multiLevelType w:val="multilevel"/>
     <w:tmpl w:val="7DF0C49E"/>
@@ -3474,7 +5187,382 @@
       </w:pPr>
     </w:lvl>
   </w:abstractNum>
-  <w:abstractNum w:abstractNumId="1" w15:restartNumberingAfterBreak="0">
+  <w:abstractNum w:abstractNumId="6" w15:restartNumberingAfterBreak="0">
+    <w:nsid w:val="5D2F1DEE"/>
+    <w:multiLevelType w:val="multilevel"/>
+    <w:tmpl w:val="BD1C8580"/>
+    <w:lvl w:ilvl="0">
+      <w:start w:val="1"/>
+      <w:numFmt w:val="bullet"/>
+      <w:lvlText w:val=""/>
+      <w:lvlJc w:val="left"/>
+      <w:pPr>
+        <w:tabs>
+          <w:tab w:val="num" w:pos="720"/>
+        </w:tabs>
+        <w:ind w:left="720" w:hanging="360"/>
+      </w:pPr>
+      <w:rPr>
+        <w:rFonts w:ascii="Symbol" w:hAnsi="Symbol" w:hint="default"/>
+        <w:sz w:val="20"/>
+      </w:rPr>
+    </w:lvl>
+    <w:lvl w:ilvl="1" w:tentative="1">
+      <w:start w:val="1"/>
+      <w:numFmt w:val="bullet"/>
+      <w:lvlText w:val="o"/>
+      <w:lvlJc w:val="left"/>
+      <w:pPr>
+        <w:tabs>
+          <w:tab w:val="num" w:pos="1440"/>
+        </w:tabs>
+        <w:ind w:left="1440" w:hanging="360"/>
+      </w:pPr>
+      <w:rPr>
+        <w:rFonts w:ascii="Courier New" w:hAnsi="Courier New" w:hint="default"/>
+        <w:sz w:val="20"/>
+      </w:rPr>
+    </w:lvl>
+    <w:lvl w:ilvl="2" w:tentative="1">
+      <w:start w:val="1"/>
+      <w:numFmt w:val="bullet"/>
+      <w:lvlText w:val=""/>
+      <w:lvlJc w:val="left"/>
+      <w:pPr>
+        <w:tabs>
+          <w:tab w:val="num" w:pos="2160"/>
+        </w:tabs>
+        <w:ind w:left="2160" w:hanging="360"/>
+      </w:pPr>
+      <w:rPr>
+        <w:rFonts w:ascii="Wingdings" w:hAnsi="Wingdings" w:hint="default"/>
+        <w:sz w:val="20"/>
+      </w:rPr>
+    </w:lvl>
+    <w:lvl w:ilvl="3" w:tentative="1">
+      <w:start w:val="1"/>
+      <w:numFmt w:val="bullet"/>
+      <w:lvlText w:val=""/>
+      <w:lvlJc w:val="left"/>
+      <w:pPr>
+        <w:tabs>
+          <w:tab w:val="num" w:pos="2880"/>
+        </w:tabs>
+        <w:ind w:left="2880" w:hanging="360"/>
+      </w:pPr>
+      <w:rPr>
+        <w:rFonts w:ascii="Wingdings" w:hAnsi="Wingdings" w:hint="default"/>
+        <w:sz w:val="20"/>
+      </w:rPr>
+    </w:lvl>
+    <w:lvl w:ilvl="4" w:tentative="1">
+      <w:start w:val="1"/>
+      <w:numFmt w:val="bullet"/>
+      <w:lvlText w:val=""/>
+      <w:lvlJc w:val="left"/>
+      <w:pPr>
+        <w:tabs>
+          <w:tab w:val="num" w:pos="3600"/>
+        </w:tabs>
+        <w:ind w:left="3600" w:hanging="360"/>
+      </w:pPr>
+      <w:rPr>
+        <w:rFonts w:ascii="Wingdings" w:hAnsi="Wingdings" w:hint="default"/>
+        <w:sz w:val="20"/>
+      </w:rPr>
+    </w:lvl>
+    <w:lvl w:ilvl="5" w:tentative="1">
+      <w:start w:val="1"/>
+      <w:numFmt w:val="bullet"/>
+      <w:lvlText w:val=""/>
+      <w:lvlJc w:val="left"/>
+      <w:pPr>
+        <w:tabs>
+          <w:tab w:val="num" w:pos="4320"/>
+        </w:tabs>
+        <w:ind w:left="4320" w:hanging="360"/>
+      </w:pPr>
+      <w:rPr>
+        <w:rFonts w:ascii="Wingdings" w:hAnsi="Wingdings" w:hint="default"/>
+        <w:sz w:val="20"/>
+      </w:rPr>
+    </w:lvl>
+    <w:lvl w:ilvl="6" w:tentative="1">
+      <w:start w:val="1"/>
+      <w:numFmt w:val="bullet"/>
+      <w:lvlText w:val=""/>
+      <w:lvlJc w:val="left"/>
+      <w:pPr>
+        <w:tabs>
+          <w:tab w:val="num" w:pos="5040"/>
+        </w:tabs>
+        <w:ind w:left="5040" w:hanging="360"/>
+      </w:pPr>
+      <w:rPr>
+        <w:rFonts w:ascii="Wingdings" w:hAnsi="Wingdings" w:hint="default"/>
+        <w:sz w:val="20"/>
+      </w:rPr>
+    </w:lvl>
+    <w:lvl w:ilvl="7" w:tentative="1">
+      <w:start w:val="1"/>
+      <w:numFmt w:val="bullet"/>
+      <w:lvlText w:val=""/>
+      <w:lvlJc w:val="left"/>
+      <w:pPr>
+        <w:tabs>
+          <w:tab w:val="num" w:pos="5760"/>
+        </w:tabs>
+        <w:ind w:left="5760" w:hanging="360"/>
+      </w:pPr>
+      <w:rPr>
+        <w:rFonts w:ascii="Wingdings" w:hAnsi="Wingdings" w:hint="default"/>
+        <w:sz w:val="20"/>
+      </w:rPr>
+    </w:lvl>
+    <w:lvl w:ilvl="8" w:tentative="1">
+      <w:start w:val="1"/>
+      <w:numFmt w:val="bullet"/>
+      <w:lvlText w:val=""/>
+      <w:lvlJc w:val="left"/>
+      <w:pPr>
+        <w:tabs>
+          <w:tab w:val="num" w:pos="6480"/>
+        </w:tabs>
+        <w:ind w:left="6480" w:hanging="360"/>
+      </w:pPr>
+      <w:rPr>
+        <w:rFonts w:ascii="Wingdings" w:hAnsi="Wingdings" w:hint="default"/>
+        <w:sz w:val="20"/>
+      </w:rPr>
+    </w:lvl>
+  </w:abstractNum>
+  <w:abstractNum w:abstractNumId="7" w15:restartNumberingAfterBreak="0">
+    <w:nsid w:val="5EB6414A"/>
+    <w:multiLevelType w:val="hybridMultilevel"/>
+    <w:tmpl w:val="F908628C"/>
+    <w:lvl w:ilvl="0" w:tplc="04190001">
+      <w:start w:val="1"/>
+      <w:numFmt w:val="bullet"/>
+      <w:lvlText w:val=""/>
+      <w:lvlJc w:val="left"/>
+      <w:pPr>
+        <w:ind w:left="360" w:hanging="360"/>
+      </w:pPr>
+      <w:rPr>
+        <w:rFonts w:ascii="Symbol" w:hAnsi="Symbol" w:hint="default"/>
+      </w:rPr>
+    </w:lvl>
+    <w:lvl w:ilvl="1" w:tplc="04190003" w:tentative="1">
+      <w:start w:val="1"/>
+      <w:numFmt w:val="bullet"/>
+      <w:lvlText w:val="o"/>
+      <w:lvlJc w:val="left"/>
+      <w:pPr>
+        <w:ind w:left="1080" w:hanging="360"/>
+      </w:pPr>
+      <w:rPr>
+        <w:rFonts w:ascii="Courier New" w:hAnsi="Courier New" w:cs="Courier New" w:hint="default"/>
+      </w:rPr>
+    </w:lvl>
+    <w:lvl w:ilvl="2" w:tplc="04190005" w:tentative="1">
+      <w:start w:val="1"/>
+      <w:numFmt w:val="bullet"/>
+      <w:lvlText w:val=""/>
+      <w:lvlJc w:val="left"/>
+      <w:pPr>
+        <w:ind w:left="1800" w:hanging="360"/>
+      </w:pPr>
+      <w:rPr>
+        <w:rFonts w:ascii="Wingdings" w:hAnsi="Wingdings" w:hint="default"/>
+      </w:rPr>
+    </w:lvl>
+    <w:lvl w:ilvl="3" w:tplc="04190001" w:tentative="1">
+      <w:start w:val="1"/>
+      <w:numFmt w:val="bullet"/>
+      <w:lvlText w:val=""/>
+      <w:lvlJc w:val="left"/>
+      <w:pPr>
+        <w:ind w:left="2520" w:hanging="360"/>
+      </w:pPr>
+      <w:rPr>
+        <w:rFonts w:ascii="Symbol" w:hAnsi="Symbol" w:hint="default"/>
+      </w:rPr>
+    </w:lvl>
+    <w:lvl w:ilvl="4" w:tplc="04190003" w:tentative="1">
+      <w:start w:val="1"/>
+      <w:numFmt w:val="bullet"/>
+      <w:lvlText w:val="o"/>
+      <w:lvlJc w:val="left"/>
+      <w:pPr>
+        <w:ind w:left="3240" w:hanging="360"/>
+      </w:pPr>
+      <w:rPr>
+        <w:rFonts w:ascii="Courier New" w:hAnsi="Courier New" w:cs="Courier New" w:hint="default"/>
+      </w:rPr>
+    </w:lvl>
+    <w:lvl w:ilvl="5" w:tplc="04190005" w:tentative="1">
+      <w:start w:val="1"/>
+      <w:numFmt w:val="bullet"/>
+      <w:lvlText w:val=""/>
+      <w:lvlJc w:val="left"/>
+      <w:pPr>
+        <w:ind w:left="3960" w:hanging="360"/>
+      </w:pPr>
+      <w:rPr>
+        <w:rFonts w:ascii="Wingdings" w:hAnsi="Wingdings" w:hint="default"/>
+      </w:rPr>
+    </w:lvl>
+    <w:lvl w:ilvl="6" w:tplc="04190001" w:tentative="1">
+      <w:start w:val="1"/>
+      <w:numFmt w:val="bullet"/>
+      <w:lvlText w:val=""/>
+      <w:lvlJc w:val="left"/>
+      <w:pPr>
+        <w:ind w:left="4680" w:hanging="360"/>
+      </w:pPr>
+      <w:rPr>
+        <w:rFonts w:ascii="Symbol" w:hAnsi="Symbol" w:hint="default"/>
+      </w:rPr>
+    </w:lvl>
+    <w:lvl w:ilvl="7" w:tplc="04190003" w:tentative="1">
+      <w:start w:val="1"/>
+      <w:numFmt w:val="bullet"/>
+      <w:lvlText w:val="o"/>
+      <w:lvlJc w:val="left"/>
+      <w:pPr>
+        <w:ind w:left="5400" w:hanging="360"/>
+      </w:pPr>
+      <w:rPr>
+        <w:rFonts w:ascii="Courier New" w:hAnsi="Courier New" w:cs="Courier New" w:hint="default"/>
+      </w:rPr>
+    </w:lvl>
+    <w:lvl w:ilvl="8" w:tplc="04190005" w:tentative="1">
+      <w:start w:val="1"/>
+      <w:numFmt w:val="bullet"/>
+      <w:lvlText w:val=""/>
+      <w:lvlJc w:val="left"/>
+      <w:pPr>
+        <w:ind w:left="6120" w:hanging="360"/>
+      </w:pPr>
+      <w:rPr>
+        <w:rFonts w:ascii="Wingdings" w:hAnsi="Wingdings" w:hint="default"/>
+      </w:rPr>
+    </w:lvl>
+  </w:abstractNum>
+  <w:abstractNum w:abstractNumId="8" w15:restartNumberingAfterBreak="0">
+    <w:nsid w:val="659F5C11"/>
+    <w:multiLevelType w:val="hybridMultilevel"/>
+    <w:tmpl w:val="83A6FD14"/>
+    <w:lvl w:ilvl="0" w:tplc="04190001">
+      <w:start w:val="1"/>
+      <w:numFmt w:val="bullet"/>
+      <w:lvlText w:val=""/>
+      <w:lvlJc w:val="left"/>
+      <w:pPr>
+        <w:ind w:left="720" w:hanging="360"/>
+      </w:pPr>
+      <w:rPr>
+        <w:rFonts w:ascii="Symbol" w:hAnsi="Symbol" w:hint="default"/>
+      </w:rPr>
+    </w:lvl>
+    <w:lvl w:ilvl="1" w:tplc="04190003" w:tentative="1">
+      <w:start w:val="1"/>
+      <w:numFmt w:val="bullet"/>
+      <w:lvlText w:val="o"/>
+      <w:lvlJc w:val="left"/>
+      <w:pPr>
+        <w:ind w:left="1440" w:hanging="360"/>
+      </w:pPr>
+      <w:rPr>
+        <w:rFonts w:ascii="Courier New" w:hAnsi="Courier New" w:cs="Courier New" w:hint="default"/>
+      </w:rPr>
+    </w:lvl>
+    <w:lvl w:ilvl="2" w:tplc="04190005" w:tentative="1">
+      <w:start w:val="1"/>
+      <w:numFmt w:val="bullet"/>
+      <w:lvlText w:val=""/>
+      <w:lvlJc w:val="left"/>
+      <w:pPr>
+        <w:ind w:left="2160" w:hanging="360"/>
+      </w:pPr>
+      <w:rPr>
+        <w:rFonts w:ascii="Wingdings" w:hAnsi="Wingdings" w:hint="default"/>
+      </w:rPr>
+    </w:lvl>
+    <w:lvl w:ilvl="3" w:tplc="04190001" w:tentative="1">
+      <w:start w:val="1"/>
+      <w:numFmt w:val="bullet"/>
+      <w:lvlText w:val=""/>
+      <w:lvlJc w:val="left"/>
+      <w:pPr>
+        <w:ind w:left="2880" w:hanging="360"/>
+      </w:pPr>
+      <w:rPr>
+        <w:rFonts w:ascii="Symbol" w:hAnsi="Symbol" w:hint="default"/>
+      </w:rPr>
+    </w:lvl>
+    <w:lvl w:ilvl="4" w:tplc="04190003" w:tentative="1">
+      <w:start w:val="1"/>
+      <w:numFmt w:val="bullet"/>
+      <w:lvlText w:val="o"/>
+      <w:lvlJc w:val="left"/>
+      <w:pPr>
+        <w:ind w:left="3600" w:hanging="360"/>
+      </w:pPr>
+      <w:rPr>
+        <w:rFonts w:ascii="Courier New" w:hAnsi="Courier New" w:cs="Courier New" w:hint="default"/>
+      </w:rPr>
+    </w:lvl>
+    <w:lvl w:ilvl="5" w:tplc="04190005" w:tentative="1">
+      <w:start w:val="1"/>
+      <w:numFmt w:val="bullet"/>
+      <w:lvlText w:val=""/>
+      <w:lvlJc w:val="left"/>
+      <w:pPr>
+        <w:ind w:left="4320" w:hanging="360"/>
+      </w:pPr>
+      <w:rPr>
+        <w:rFonts w:ascii="Wingdings" w:hAnsi="Wingdings" w:hint="default"/>
+      </w:rPr>
+    </w:lvl>
+    <w:lvl w:ilvl="6" w:tplc="04190001" w:tentative="1">
+      <w:start w:val="1"/>
+      <w:numFmt w:val="bullet"/>
+      <w:lvlText w:val=""/>
+      <w:lvlJc w:val="left"/>
+      <w:pPr>
+        <w:ind w:left="5040" w:hanging="360"/>
+      </w:pPr>
+      <w:rPr>
+        <w:rFonts w:ascii="Symbol" w:hAnsi="Symbol" w:hint="default"/>
+      </w:rPr>
+    </w:lvl>
+    <w:lvl w:ilvl="7" w:tplc="04190003" w:tentative="1">
+      <w:start w:val="1"/>
+      <w:numFmt w:val="bullet"/>
+      <w:lvlText w:val="o"/>
+      <w:lvlJc w:val="left"/>
+      <w:pPr>
+        <w:ind w:left="5760" w:hanging="360"/>
+      </w:pPr>
+      <w:rPr>
+        <w:rFonts w:ascii="Courier New" w:hAnsi="Courier New" w:cs="Courier New" w:hint="default"/>
+      </w:rPr>
+    </w:lvl>
+    <w:lvl w:ilvl="8" w:tplc="04190005" w:tentative="1">
+      <w:start w:val="1"/>
+      <w:numFmt w:val="bullet"/>
+      <w:lvlText w:val=""/>
+      <w:lvlJc w:val="left"/>
+      <w:pPr>
+        <w:ind w:left="6480" w:hanging="360"/>
+      </w:pPr>
+      <w:rPr>
+        <w:rFonts w:ascii="Wingdings" w:hAnsi="Wingdings" w:hint="default"/>
+      </w:rPr>
+    </w:lvl>
+  </w:abstractNum>
+  <w:abstractNum w:abstractNumId="9" w15:restartNumberingAfterBreak="0">
     <w:nsid w:val="77320ACE"/>
     <w:multiLevelType w:val="hybridMultilevel"/>
     <w:tmpl w:val="8A4ACCC0"/>
@@ -3561,10 +5649,34 @@
     </w:lvl>
   </w:abstractNum>
   <w:num w:numId="1" w16cid:durableId="793988154">
-    <w:abstractNumId w:val="0"/>
+    <w:abstractNumId w:val="5"/>
   </w:num>
   <w:num w:numId="2" w16cid:durableId="1406025868">
+    <w:abstractNumId w:val="9"/>
+  </w:num>
+  <w:num w:numId="3" w16cid:durableId="1125464059">
+    <w:abstractNumId w:val="3"/>
+  </w:num>
+  <w:num w:numId="4" w16cid:durableId="315766932">
+    <w:abstractNumId w:val="6"/>
+  </w:num>
+  <w:num w:numId="5" w16cid:durableId="1513255687">
+    <w:abstractNumId w:val="4"/>
+  </w:num>
+  <w:num w:numId="6" w16cid:durableId="1021782130">
     <w:abstractNumId w:val="1"/>
+  </w:num>
+  <w:num w:numId="7" w16cid:durableId="1331134174">
+    <w:abstractNumId w:val="8"/>
+  </w:num>
+  <w:num w:numId="8" w16cid:durableId="299461792">
+    <w:abstractNumId w:val="2"/>
+  </w:num>
+  <w:num w:numId="9" w16cid:durableId="1208370042">
+    <w:abstractNumId w:val="7"/>
+  </w:num>
+  <w:num w:numId="10" w16cid:durableId="399255187">
+    <w:abstractNumId w:val="0"/>
   </w:num>
 </w:numbering>
 </file>
@@ -4170,7 +6282,6 @@
   <w:style w:type="character" w:default="1" w:styleId="a0">
     <w:name w:val="Default Paragraph Font"/>
     <w:uiPriority w:val="1"/>
-    <w:semiHidden/>
     <w:unhideWhenUsed/>
   </w:style>
   <w:style w:type="table" w:default="1" w:styleId="a1">
@@ -4542,6 +6653,50 @@
       </w:tblBorders>
     </w:tblPr>
   </w:style>
+  <w:style w:type="paragraph" w:styleId="af">
+    <w:name w:val="header"/>
+    <w:basedOn w:val="a"/>
+    <w:link w:val="af0"/>
+    <w:uiPriority w:val="99"/>
+    <w:unhideWhenUsed/>
+    <w:rsid w:val="00E14BE2"/>
+    <w:pPr>
+      <w:tabs>
+        <w:tab w:val="center" w:pos="4677"/>
+        <w:tab w:val="right" w:pos="9355"/>
+      </w:tabs>
+      <w:spacing w:after="0" w:line="240" w:lineRule="auto"/>
+    </w:pPr>
+  </w:style>
+  <w:style w:type="character" w:customStyle="1" w:styleId="af0">
+    <w:name w:val="Верхний колонтитул Знак"/>
+    <w:basedOn w:val="a0"/>
+    <w:link w:val="af"/>
+    <w:uiPriority w:val="99"/>
+    <w:rsid w:val="00E14BE2"/>
+  </w:style>
+  <w:style w:type="paragraph" w:styleId="af1">
+    <w:name w:val="footer"/>
+    <w:basedOn w:val="a"/>
+    <w:link w:val="af2"/>
+    <w:uiPriority w:val="99"/>
+    <w:unhideWhenUsed/>
+    <w:rsid w:val="00E14BE2"/>
+    <w:pPr>
+      <w:tabs>
+        <w:tab w:val="center" w:pos="4677"/>
+        <w:tab w:val="right" w:pos="9355"/>
+      </w:tabs>
+      <w:spacing w:after="0" w:line="240" w:lineRule="auto"/>
+    </w:pPr>
+  </w:style>
+  <w:style w:type="character" w:customStyle="1" w:styleId="af2">
+    <w:name w:val="Нижний колонтитул Знак"/>
+    <w:basedOn w:val="a0"/>
+    <w:link w:val="af1"/>
+    <w:uiPriority w:val="99"/>
+    <w:rsid w:val="00E14BE2"/>
+  </w:style>
 </w:styles>
 </file>
 
